--- a/docs/DOCUMENTACION.docx
+++ b/docs/DOCUMENTACION.docx
@@ -48,25 +48,25 @@
         <w:rPr>
           <w:sz w:val="22"/>
         </w:rPr>
-        <w:t xml:space="preserve"> 0.1.0 (MVP funcional)</w:t>
-      </w:r>
-    </w:p>
-    <w:p>
-      <w:pPr>
-        <w:spacing w:after="80"/>
-      </w:pPr>
-      <w:r>
-        <w:rPr>
-          <w:sz w:val="22"/>
-          <w:b/>
-        </w:rPr>
-        <w:t xml:space="preserve">Fecha del informe:</w:t>
-      </w:r>
-      <w:r>
-        <w:rPr>
-          <w:sz w:val="22"/>
-        </w:rPr>
-        <w:t xml:space="preserve"> 8 de julio de 2026</w:t>
+        <w:t xml:space="preserve"> 0.1.0 (MVP funcional, ampliado)</w:t>
+      </w:r>
+    </w:p>
+    <w:p>
+      <w:pPr>
+        <w:spacing w:after="80"/>
+      </w:pPr>
+      <w:r>
+        <w:rPr>
+          <w:sz w:val="22"/>
+          <w:b/>
+        </w:rPr>
+        <w:t xml:space="preserve">Última actualización:</w:t>
+      </w:r>
+      <w:r>
+        <w:rPr>
+          <w:sz w:val="22"/>
+        </w:rPr>
+        <w:t xml:space="preserve"> 16 de julio de 2026</w:t>
       </w:r>
     </w:p>
     <w:p>
@@ -84,7 +84,40 @@
         <w:rPr>
           <w:sz w:val="22"/>
         </w:rPr>
-        <w:t xml:space="preserve"> Funcional de punta a punta. Listo para demostración y piloto controlado. Requiere unos pasos de endurecimiento antes de exponerlo a Internet como producto pago (detallados en la sección 12).</w:t>
+        <w:t xml:space="preserve"> Funcional de punta a punta, con auditoría full stack aplicada y cinco módulos</w:t>
+      </w:r>
+    </w:p>
+    <w:p>
+      <w:pPr>
+        <w:spacing w:after="80"/>
+      </w:pPr>
+      <w:r>
+        <w:rPr>
+          <w:sz w:val="22"/>
+        </w:rPr>
+        <w:t xml:space="preserve">nuevos (stock de alimento, stock de medicamentos, movimientos entre galpones, roles y umbrales</w:t>
+      </w:r>
+    </w:p>
+    <w:p>
+      <w:pPr>
+        <w:spacing w:after="80"/>
+      </w:pPr>
+      <w:r>
+        <w:rPr>
+          <w:sz w:val="22"/>
+        </w:rPr>
+        <w:t xml:space="preserve">ITH configurables). Listo para piloto. Antes de exponerlo a Internet como producto pago requiere</w:t>
+      </w:r>
+    </w:p>
+    <w:p>
+      <w:pPr>
+        <w:spacing w:after="80"/>
+      </w:pPr>
+      <w:r>
+        <w:rPr>
+          <w:sz w:val="22"/>
+        </w:rPr>
+        <w:t xml:space="preserve">los pasos de la sección 12 (`NODE_ENV=production` + `PIARA_SECRET` + `TZ`).</w:t>
       </w:r>
     </w:p>
     <w:p>
@@ -172,18 +205,18 @@
         <w:rPr>
           <w:sz w:val="22"/>
         </w:rPr>
-        <w:t xml:space="preserve">anticipadas con acciones concretas**. Además ordena la producción, la reproducción, el agua y</w:t>
-      </w:r>
-    </w:p>
-    <w:p>
-      <w:pPr>
-        <w:spacing w:after="80"/>
-      </w:pPr>
-      <w:r>
-        <w:rPr>
-          <w:sz w:val="22"/>
-        </w:rPr>
-        <w:t xml:space="preserve">la sanidad en un solo lugar.</w:t>
+        <w:t xml:space="preserve">anticipadas con acciones concretas**. Además ordena la producción, la reproducción, el agua, la</w:t>
+      </w:r>
+    </w:p>
+    <w:p>
+      <w:pPr>
+        <w:spacing w:after="80"/>
+      </w:pPr>
+      <w:r>
+        <w:rPr>
+          <w:sz w:val="22"/>
+        </w:rPr>
+        <w:t xml:space="preserve">sanidad y el stock (alimento y medicamentos) en un solo lugar.</w:t>
       </w:r>
     </w:p>
     <w:p>
@@ -254,18 +287,7 @@
         <w:rPr>
           <w:sz w:val="22"/>
         </w:rPr>
-        <w:t xml:space="preserve"> zona porcina de San Andrés de Giles (Campos y Alimentos, INGACOT, Carnes</w:t>
-      </w:r>
-    </w:p>
-    <w:p>
-      <w:pPr>
-        <w:spacing w:after="80"/>
-      </w:pPr>
-      <w:r>
-        <w:rPr>
-          <w:sz w:val="22"/>
-        </w:rPr>
-        <w:t xml:space="preserve">Porcinas Seleccionadas, Pacuca) y criaderos chicos y medianos de la cuenca.</w:t>
+        <w:t xml:space="preserve"> zona porcina de San Andrés de Giles y criaderos chicos y medianos de la cuenca.</w:t>
       </w:r>
     </w:p>
     <w:p>
@@ -307,7 +329,20 @@
         <w:rPr>
           <w:sz w:val="20"/>
         </w:rPr>
-        <w:t xml:space="preserve">   |   Estrés térmico, frío en lechones, lluvia/anegamiento. ITH por galpón, pronóstico 48 h, optimizador de alimentación, impacto económico evitable.</w:t>
+        <w:t xml:space="preserve">   |   Estrés térmico, frío en lechones, lluvia/anegamiento. ITH por galpón, pronóstico 48 h, optimizador de alimentación, impacto económico evitable. Umbrales </w:t>
+      </w:r>
+      <w:r>
+        <w:rPr>
+          <w:sz w:val="20"/>
+          <w:b/>
+        </w:rPr>
+        <w:t xml:space="preserve">configurables por criadero</w:t>
+      </w:r>
+      <w:r>
+        <w:rPr>
+          <w:sz w:val="20"/>
+        </w:rPr>
+        <w:t xml:space="preserve">.</w:t>
       </w:r>
     </w:p>
     <w:p>
@@ -343,7 +378,7 @@
         <w:rPr>
           <w:sz w:val="20"/>
         </w:rPr>
-        <w:t xml:space="preserve">   |   Calendario de cerdas: servicio → parto (gestación 114 días) → destete. Anticipa partos para preparar la maternidad.</w:t>
+        <w:t xml:space="preserve">   |   Calendario de cerdas: servicio → parto (gestación 114 días) → destete. Impide dos ciclos activos para la misma cerda.</w:t>
       </w:r>
     </w:p>
     <w:p>
@@ -391,6 +426,73 @@
           <w:sz w:val="20"/>
           <w:b/>
         </w:rPr>
+        <w:t xml:space="preserve">Stock de alimento</w:t>
+      </w:r>
+      <w:r>
+        <w:rPr>
+          <w:sz w:val="20"/>
+        </w:rPr>
+        <w:t xml:space="preserve">   |   Inventario en kg por establecimiento; carga </w:t>
+      </w:r>
+      <w:r>
+        <w:rPr>
+          <w:sz w:val="20"/>
+          <w:b/>
+        </w:rPr>
+        <w:t xml:space="preserve">manual o automática</w:t>
+      </w:r>
+      <w:r>
+        <w:rPr>
+          <w:sz w:val="20"/>
+        </w:rPr>
+        <w:t xml:space="preserve"> (descuento desde el alimento de cada lote); aviso de stock bajo.</w:t>
+      </w:r>
+    </w:p>
+    <w:p>
+      <w:pPr>
+        <w:spacing w:after="20"/>
+      </w:pPr>
+      <w:r>
+        <w:rPr>
+          <w:sz w:val="20"/>
+          <w:b/>
+        </w:rPr>
+        <w:t xml:space="preserve">Stock de medicamentos</w:t>
+      </w:r>
+      <w:r>
+        <w:rPr>
+          <w:sz w:val="20"/>
+        </w:rPr>
+        <w:t xml:space="preserve">   |   Inventario por producto (dosis/ml/frascos/unidades); ingresos/egresos; aviso de stock bajo.</w:t>
+      </w:r>
+    </w:p>
+    <w:p>
+      <w:pPr>
+        <w:spacing w:after="20"/>
+      </w:pPr>
+      <w:r>
+        <w:rPr>
+          <w:sz w:val="20"/>
+          <w:b/>
+        </w:rPr>
+        <w:t xml:space="preserve">Movimientos</w:t>
+      </w:r>
+      <w:r>
+        <w:rPr>
+          <w:sz w:val="20"/>
+        </w:rPr>
+        <w:t xml:space="preserve">   |   Traslados entre galpones, ventas y bajas; actualizan el conteo de animales de cada galpón.</w:t>
+      </w:r>
+    </w:p>
+    <w:p>
+      <w:pPr>
+        <w:spacing w:after="20"/>
+      </w:pPr>
+      <w:r>
+        <w:rPr>
+          <w:sz w:val="20"/>
+          <w:b/>
+        </w:rPr>
         <w:t xml:space="preserve">Comparar (benchmark)</w:t>
       </w:r>
       <w:r>
@@ -415,7 +517,7 @@
         <w:rPr>
           <w:sz w:val="20"/>
         </w:rPr>
-        <w:t xml:space="preserve">   |   Alta de dispositivos (ESP32/LoRa) con API key; ingesta de temperatura, humedad y agua. Incluye simulador.</w:t>
+        <w:t xml:space="preserve">   |   Alta de dispositivos (ESP32/LoRa) con API key; ingesta validada de temperatura, humedad y agua. Incluye simulador.</w:t>
       </w:r>
     </w:p>
     <w:p>
@@ -433,7 +535,25 @@
         <w:rPr>
           <w:sz w:val="20"/>
         </w:rPr>
-        <w:t xml:space="preserve">   |   Notificaciones WhatsApp de alertas severas (Twilio enchufable; sin credenciales quedan en bandeja).</w:t>
+        <w:t xml:space="preserve">   |   Notificaciones WhatsApp de alertas severas y stock bajo (Twilio enchufable; sin credenciales quedan en bandeja).</w:t>
+      </w:r>
+    </w:p>
+    <w:p>
+      <w:pPr>
+        <w:spacing w:after="20"/>
+      </w:pPr>
+      <w:r>
+        <w:rPr>
+          <w:sz w:val="20"/>
+          <w:b/>
+        </w:rPr>
+        <w:t xml:space="preserve">Equipo (roles)</w:t>
+      </w:r>
+      <w:r>
+        <w:rPr>
+          <w:sz w:val="20"/>
+        </w:rPr>
+        <w:t xml:space="preserve">   |   Usuarios por criadero con rol dueño / veterinario / operario.</w:t>
       </w:r>
     </w:p>
     <w:p>
@@ -489,7 +609,20 @@
         <w:rPr>
           <w:sz w:val="22"/>
         </w:rPr>
-        <w:t xml:space="preserve"> Node.js (≥18) + Express 4.</w:t>
+        <w:t xml:space="preserve"> Node.js (</w:t>
+      </w:r>
+      <w:r>
+        <w:rPr>
+          <w:sz w:val="22"/>
+          <w:b/>
+        </w:rPr>
+        <w:t xml:space="preserve">≥ 22</w:t>
+      </w:r>
+      <w:r>
+        <w:rPr>
+          <w:sz w:val="22"/>
+        </w:rPr>
+        <w:t xml:space="preserve">) + Express 4.</w:t>
       </w:r>
     </w:p>
     <w:p>
@@ -514,18 +647,18 @@
         <w:rPr>
           <w:sz w:val="22"/>
         </w:rPr>
-        <w:t xml:space="preserve"> SQLite mediante el módulo nativo `node:sqlite` (sin dependencias nativas</w:t>
-      </w:r>
-    </w:p>
-    <w:p>
-      <w:pPr>
-        <w:spacing w:after="80"/>
-      </w:pPr>
-      <w:r>
-        <w:rPr>
-          <w:sz w:val="22"/>
-        </w:rPr>
-        <w:t xml:space="preserve">  ni compilación — importante en Windows). Archivo `piara.db`.</w:t>
+        <w:t xml:space="preserve"> SQLite mediante el módulo nativo `node:sqlite` (sin dependencias nativas ni</w:t>
+      </w:r>
+    </w:p>
+    <w:p>
+      <w:pPr>
+        <w:spacing w:after="80"/>
+      </w:pPr>
+      <w:r>
+        <w:rPr>
+          <w:sz w:val="22"/>
+        </w:rPr>
+        <w:t xml:space="preserve">  compilación — importante en Windows). Archivo `piara.db`. Migraciones idempotentes en `db.js`.</w:t>
       </w:r>
     </w:p>
     <w:p>
@@ -586,7 +719,20 @@
         <w:rPr>
           <w:sz w:val="22"/>
         </w:rPr>
-        <w:t xml:space="preserve">  (un criadero = un tenant).</w:t>
+        <w:t xml:space="preserve">  (un criadero = un tenant) + </w:t>
+      </w:r>
+      <w:r>
+        <w:rPr>
+          <w:sz w:val="22"/>
+          <w:b/>
+        </w:rPr>
+        <w:t xml:space="preserve">roles</w:t>
+      </w:r>
+      <w:r>
+        <w:rPr>
+          <w:sz w:val="22"/>
+        </w:rPr>
+        <w:t xml:space="preserve"> (dueño/veterinario/operario).</w:t>
       </w:r>
     </w:p>
     <w:p>
@@ -683,7 +829,7 @@
         <w:rPr>
           <w:sz w:val="22"/>
         </w:rPr>
-        <w:t xml:space="preserve"> solo `express`, `bcryptjs`, `jsonwebtoken`. Sin dependencias pesadas.</w:t>
+        <w:t xml:space="preserve"> solo `express`, `bcryptjs`, `jsonwebtoken`.</w:t>
       </w:r>
     </w:p>
     <w:p>
@@ -722,7 +868,7 @@
           <w:rFonts w:ascii="Consolas" w:hAnsi="Consolas"/>
           <w:sz w:val="18"/>
         </w:rPr>
-        <w:t xml:space="preserve">  server.js                 Express: sirve frontend + API + job de clima (cada 15 min)</w:t>
+        <w:t xml:space="preserve">  server.js                 Express: headers de seguridad + API + estáticos (whitelist) + 2 jobs</w:t>
       </w:r>
     </w:p>
     <w:p>
@@ -748,20 +894,20 @@
           <w:rFonts w:ascii="Consolas" w:hAnsi="Consolas"/>
           <w:sz w:val="18"/>
         </w:rPr>
-        <w:t xml:space="preserve">  iniciar.bat               Arranque por doble clic (Windows)</w:t>
-      </w:r>
-    </w:p>
-    <w:p>
-      <w:pPr>
-        <w:shd w:val="clear" w:fill="F2F2F2"/>
-        <w:spacing w:after="0"/>
-      </w:pPr>
-      <w:r>
-        <w:rPr>
-          <w:rFonts w:ascii="Consolas" w:hAnsi="Consolas"/>
-          <w:sz w:val="18"/>
-        </w:rPr>
-        <w:t xml:space="preserve">  index.html                SPA (login + 8 vistas)</w:t>
+        <w:t xml:space="preserve">  iniciar.bat               Arranque por doble clic (Windows); carga twilio.bat si existe</w:t>
+      </w:r>
+    </w:p>
+    <w:p>
+      <w:pPr>
+        <w:shd w:val="clear" w:fill="F2F2F2"/>
+        <w:spacing w:after="0"/>
+      </w:pPr>
+      <w:r>
+        <w:rPr>
+          <w:rFonts w:ascii="Consolas" w:hAnsi="Consolas"/>
+          <w:sz w:val="18"/>
+        </w:rPr>
+        <w:t xml:space="preserve">  index.html                SPA (login + 11 vistas)</w:t>
       </w:r>
     </w:p>
     <w:p>
@@ -787,33 +933,20 @@
           <w:rFonts w:ascii="Consolas" w:hAnsi="Consolas"/>
           <w:sz w:val="18"/>
         </w:rPr>
-        <w:t xml:space="preserve">    styles.css              Estilos (responsive, tema oscuro)</w:t>
-      </w:r>
-    </w:p>
-    <w:p>
-      <w:pPr>
-        <w:shd w:val="clear" w:fill="F2F2F2"/>
-        <w:spacing w:after="0"/>
-      </w:pPr>
-      <w:r>
-        <w:rPr>
-          <w:rFonts w:ascii="Consolas" w:hAnsi="Consolas"/>
-          <w:sz w:val="18"/>
-        </w:rPr>
-        <w:t xml:space="preserve">    app.js                  Lógica del frontend (auth, render, formularios)</w:t>
-      </w:r>
-    </w:p>
-    <w:p>
-      <w:pPr>
-        <w:shd w:val="clear" w:fill="F2F2F2"/>
-        <w:spacing w:after="0"/>
-      </w:pPr>
-      <w:r>
-        <w:rPr>
-          <w:rFonts w:ascii="Consolas" w:hAnsi="Consolas"/>
-          <w:sz w:val="18"/>
-        </w:rPr>
-        <w:t xml:space="preserve">    config.js               Categorías/umbrales de referencia</w:t>
+        <w:t xml:space="preserve">    styles.css              Estilos (responsive, tema oscuro estilo macOS)</w:t>
+      </w:r>
+    </w:p>
+    <w:p>
+      <w:pPr>
+        <w:shd w:val="clear" w:fill="F2F2F2"/>
+        <w:spacing w:after="0"/>
+      </w:pPr>
+      <w:r>
+        <w:rPr>
+          <w:rFonts w:ascii="Consolas" w:hAnsi="Consolas"/>
+          <w:sz w:val="18"/>
+        </w:rPr>
+        <w:t xml:space="preserve">    app.js                  Lógica del frontend (auth, render, formularios, gateo por rol)</w:t>
       </w:r>
     </w:p>
     <w:p>
@@ -839,7 +972,7 @@
           <w:rFonts w:ascii="Consolas" w:hAnsi="Consolas"/>
           <w:sz w:val="18"/>
         </w:rPr>
-        <w:t xml:space="preserve">      ith.js                Motor ITH + riesgo de suelo</w:t>
+        <w:t xml:space="preserve">      ith.js                Motor ITH + riesgo de suelo (umbrales configurables)</w:t>
       </w:r>
     </w:p>
     <w:p>
@@ -917,46 +1050,46 @@
           <w:rFonts w:ascii="Consolas" w:hAnsi="Consolas"/>
           <w:sz w:val="18"/>
         </w:rPr>
-        <w:t xml:space="preserve">      db.js                 SQLite nativo + esquema</w:t>
-      </w:r>
-    </w:p>
-    <w:p>
-      <w:pPr>
-        <w:shd w:val="clear" w:fill="F2F2F2"/>
-        <w:spacing w:after="0"/>
-      </w:pPr>
-      <w:r>
-        <w:rPr>
-          <w:rFonts w:ascii="Consolas" w:hAnsi="Consolas"/>
-          <w:sz w:val="18"/>
-        </w:rPr>
-        <w:t xml:space="preserve">      auth.js               JWT, bcrypt, API keys de dispositivos</w:t>
-      </w:r>
-    </w:p>
-    <w:p>
-      <w:pPr>
-        <w:shd w:val="clear" w:fill="F2F2F2"/>
-        <w:spacing w:after="0"/>
-      </w:pPr>
-      <w:r>
-        <w:rPr>
-          <w:rFonts w:ascii="Consolas" w:hAnsi="Consolas"/>
-          <w:sz w:val="18"/>
-        </w:rPr>
-        <w:t xml:space="preserve">      weather.js            Ingesta Open-Meteo</w:t>
-      </w:r>
-    </w:p>
-    <w:p>
-      <w:pPr>
-        <w:shd w:val="clear" w:fill="F2F2F2"/>
-        <w:spacing w:after="0"/>
-      </w:pPr>
-      <w:r>
-        <w:rPr>
-          <w:rFonts w:ascii="Consolas" w:hAnsi="Consolas"/>
-          <w:sz w:val="18"/>
-        </w:rPr>
-        <w:t xml:space="preserve">      service.js            Arma el dashboard (clima + sensores + ITH)</w:t>
+        <w:t xml:space="preserve">      db.js                 SQLite nativo + esquema + migraciones</w:t>
+      </w:r>
+    </w:p>
+    <w:p>
+      <w:pPr>
+        <w:shd w:val="clear" w:fill="F2F2F2"/>
+        <w:spacing w:after="0"/>
+      </w:pPr>
+      <w:r>
+        <w:rPr>
+          <w:rFonts w:ascii="Consolas" w:hAnsi="Consolas"/>
+          <w:sz w:val="18"/>
+        </w:rPr>
+        <w:t xml:space="preserve">      auth.js               JWT, bcrypt, roles, API keys de dispositivos</w:t>
+      </w:r>
+    </w:p>
+    <w:p>
+      <w:pPr>
+        <w:shd w:val="clear" w:fill="F2F2F2"/>
+        <w:spacing w:after="0"/>
+      </w:pPr>
+      <w:r>
+        <w:rPr>
+          <w:rFonts w:ascii="Consolas" w:hAnsi="Consolas"/>
+          <w:sz w:val="18"/>
+        </w:rPr>
+        <w:t xml:space="preserve">      weather.js            Ingesta Open-Meteo (con offset horario correcto)</w:t>
+      </w:r>
+    </w:p>
+    <w:p>
+      <w:pPr>
+        <w:shd w:val="clear" w:fill="F2F2F2"/>
+        <w:spacing w:after="0"/>
+      </w:pPr>
+      <w:r>
+        <w:rPr>
+          <w:rFonts w:ascii="Consolas" w:hAnsi="Consolas"/>
+          <w:sz w:val="18"/>
+        </w:rPr>
+        <w:t xml:space="preserve">      service.js            Arma el dashboard + escaneo de avisos de fondo</w:t>
       </w:r>
     </w:p>
     <w:p>
@@ -1073,6 +1206,19 @@
           <w:rFonts w:ascii="Consolas" w:hAnsi="Consolas"/>
           <w:sz w:val="18"/>
         </w:rPr>
+        <w:t xml:space="preserve">    ESTADO.md               Bitácora de estado / cambios</w:t>
+      </w:r>
+    </w:p>
+    <w:p>
+      <w:pPr>
+        <w:shd w:val="clear" w:fill="F2F2F2"/>
+        <w:spacing w:after="0"/>
+      </w:pPr>
+      <w:r>
+        <w:rPr>
+          <w:rFonts w:ascii="Consolas" w:hAnsi="Consolas"/>
+          <w:sz w:val="18"/>
+        </w:rPr>
         <w:t xml:space="preserve">    PROPUESTA.md            Propuesta comercial + ROI + guion de venta</w:t>
       </w:r>
     </w:p>
@@ -1087,6 +1233,41 @@
           <w:sz w:val="18"/>
         </w:rPr>
         <w:t xml:space="preserve">    DEPLOY.md               Cómo correr y desplegar</w:t>
+      </w:r>
+    </w:p>
+    <w:p>
+      <w:pPr>
+        <w:spacing w:after="80"/>
+      </w:pPr>
+      <w:r>
+        <w:rPr>
+          <w:sz w:val="22"/>
+        </w:rPr>
+        <w:t xml:space="preserve">&gt; Nota: `src/config.js` (umbrales duplicados de referencia) fue </w:t>
+      </w:r>
+      <w:r>
+        <w:rPr>
+          <w:sz w:val="22"/>
+          <w:b/>
+        </w:rPr>
+        <w:t xml:space="preserve">eliminado</w:t>
+      </w:r>
+      <w:r>
+        <w:rPr>
+          <w:sz w:val="22"/>
+        </w:rPr>
+        <w:t xml:space="preserve"> — la fuente única</w:t>
+      </w:r>
+    </w:p>
+    <w:p>
+      <w:pPr>
+        <w:spacing w:after="80"/>
+      </w:pPr>
+      <w:r>
+        <w:rPr>
+          <w:sz w:val="22"/>
+        </w:rPr>
+        <w:t xml:space="preserve">&gt; de verdad de los umbrales es `src/shared/ith.js`.</w:t>
       </w:r>
     </w:p>
     <w:p>
@@ -1110,29 +1291,108 @@
         <w:rPr>
           <w:sz w:val="22"/>
         </w:rPr>
-        <w:t xml:space="preserve">`tenants`, `users`, `sites`, `sheds`, `devices`, `sensor_readings`, `weather_snapshots`,</w:t>
-      </w:r>
-    </w:p>
-    <w:p>
-      <w:pPr>
-        <w:spacing w:after="80"/>
-      </w:pPr>
-      <w:r>
-        <w:rPr>
-          <w:sz w:val="22"/>
-        </w:rPr>
-        <w:t xml:space="preserve">`alerts`, `tenant_settings`, `notifications`, `batches`, `matings`, `water_readings`,</w:t>
-      </w:r>
-    </w:p>
-    <w:p>
-      <w:pPr>
-        <w:spacing w:after="80"/>
-      </w:pPr>
-      <w:r>
-        <w:rPr>
-          <w:sz w:val="22"/>
-        </w:rPr>
-        <w:t xml:space="preserve">`health_events`. Relaciones con claves foráneas y `ON DELETE CASCADE`.</w:t>
+        <w:t xml:space="preserve">`tenants`, `users` (con `role`), `sites` (con `feed_low_kg`, `feed_auto`), `sheds`, `devices`,</w:t>
+      </w:r>
+    </w:p>
+    <w:p>
+      <w:pPr>
+        <w:spacing w:after="80"/>
+      </w:pPr>
+      <w:r>
+        <w:rPr>
+          <w:sz w:val="22"/>
+        </w:rPr>
+        <w:t xml:space="preserve">`sensor_readings`, `weather_snapshots`, `alerts` (con `resolved`, `resolved_at`, `resolved_by`),</w:t>
+      </w:r>
+    </w:p>
+    <w:p>
+      <w:pPr>
+        <w:spacing w:after="80"/>
+      </w:pPr>
+      <w:r>
+        <w:rPr>
+          <w:sz w:val="22"/>
+        </w:rPr>
+        <w:t xml:space="preserve">`tenant_settings` (con `ith_comfort/alert/emergency`), `notifications`, `batches`, `matings`,</w:t>
+      </w:r>
+    </w:p>
+    <w:p>
+      <w:pPr>
+        <w:spacing w:after="80"/>
+      </w:pPr>
+      <w:r>
+        <w:rPr>
+          <w:sz w:val="22"/>
+        </w:rPr>
+        <w:t xml:space="preserve">`water_readings`, `health_events` (estas cuatro con `created_by`), y las nuevas:</w:t>
+      </w:r>
+    </w:p>
+    <w:p>
+      <w:pPr>
+        <w:spacing w:after="80"/>
+      </w:pPr>
+      <w:r>
+        <w:rPr>
+          <w:sz w:val="22"/>
+          <w:b/>
+        </w:rPr>
+        <w:t xml:space="preserve">`feed_moves`</w:t>
+      </w:r>
+      <w:r>
+        <w:rPr>
+          <w:sz w:val="22"/>
+        </w:rPr>
+        <w:t xml:space="preserve">, </w:t>
+      </w:r>
+      <w:r>
+        <w:rPr>
+          <w:sz w:val="22"/>
+          <w:b/>
+        </w:rPr>
+        <w:t xml:space="preserve">`med_items`</w:t>
+      </w:r>
+      <w:r>
+        <w:rPr>
+          <w:sz w:val="22"/>
+        </w:rPr>
+        <w:t xml:space="preserve">, </w:t>
+      </w:r>
+      <w:r>
+        <w:rPr>
+          <w:sz w:val="22"/>
+          <w:b/>
+        </w:rPr>
+        <w:t xml:space="preserve">`med_moves`</w:t>
+      </w:r>
+      <w:r>
+        <w:rPr>
+          <w:sz w:val="22"/>
+        </w:rPr>
+        <w:t xml:space="preserve">, </w:t>
+      </w:r>
+      <w:r>
+        <w:rPr>
+          <w:sz w:val="22"/>
+          <w:b/>
+        </w:rPr>
+        <w:t xml:space="preserve">`animal_moves`</w:t>
+      </w:r>
+      <w:r>
+        <w:rPr>
+          <w:sz w:val="22"/>
+        </w:rPr>
+        <w:t xml:space="preserve">.</w:t>
+      </w:r>
+    </w:p>
+    <w:p>
+      <w:pPr>
+        <w:spacing w:after="80"/>
+      </w:pPr>
+      <w:r>
+        <w:rPr>
+          <w:sz w:val="22"/>
+        </w:rPr>
+        <w:t xml:space="preserve">Relaciones con claves foráneas y `ON DELETE CASCADE`.</w:t>
       </w:r>
     </w:p>
     <w:p>
@@ -1170,7 +1430,7 @@
         <w:rPr>
           <w:sz w:val="22"/>
         </w:rPr>
-        <w:t xml:space="preserve"> `POST /api/auth/register`, `POST /api/auth/login`.</w:t>
+        <w:t xml:space="preserve"> `POST /api/auth/register`, `POST /api/auth/login` (con rate limiting).</w:t>
       </w:r>
     </w:p>
     <w:p>
@@ -1361,13 +1621,163 @@
           <w:sz w:val="22"/>
           <w:b/>
         </w:rPr>
+        <w:t xml:space="preserve">Alimento:</w:t>
+      </w:r>
+      <w:r>
+        <w:rPr>
+          <w:sz w:val="22"/>
+        </w:rPr>
+        <w:t xml:space="preserve"> `GET /api/sites/:id/feed`, `POST /api/sites/:id/feed/move`, `POST /api/sites/:id/feed/config` (owner).</w:t>
+      </w:r>
+    </w:p>
+    <w:p>
+      <w:pPr>
+        <w:ind w:left="360"/>
+        <w:spacing w:after="20"/>
+      </w:pPr>
+      <w:r>
+        <w:rPr>
+          <w:sz w:val="22"/>
+        </w:rPr>
+        <w:t xml:space="preserve">•  </w:t>
+      </w:r>
+      <w:r>
+        <w:rPr>
+          <w:sz w:val="22"/>
+          <w:b/>
+        </w:rPr>
+        <w:t xml:space="preserve">Medicamentos:</w:t>
+      </w:r>
+      <w:r>
+        <w:rPr>
+          <w:sz w:val="22"/>
+        </w:rPr>
+        <w:t xml:space="preserve"> `GET /api/sites/:id/meds`, `POST /api/sites/:id/meds/item`, `POST /api/meds/:itemId/move`.</w:t>
+      </w:r>
+    </w:p>
+    <w:p>
+      <w:pPr>
+        <w:ind w:left="360"/>
+        <w:spacing w:after="20"/>
+      </w:pPr>
+      <w:r>
+        <w:rPr>
+          <w:sz w:val="22"/>
+        </w:rPr>
+        <w:t xml:space="preserve">•  </w:t>
+      </w:r>
+      <w:r>
+        <w:rPr>
+          <w:sz w:val="22"/>
+          <w:b/>
+        </w:rPr>
+        <w:t xml:space="preserve">Movimientos:</w:t>
+      </w:r>
+      <w:r>
+        <w:rPr>
+          <w:sz w:val="22"/>
+        </w:rPr>
+        <w:t xml:space="preserve"> `GET /api/sites/:id/movements`, `POST /api/sites/:id/movements`.</w:t>
+      </w:r>
+    </w:p>
+    <w:p>
+      <w:pPr>
+        <w:ind w:left="360"/>
+        <w:spacing w:after="20"/>
+      </w:pPr>
+      <w:r>
+        <w:rPr>
+          <w:sz w:val="22"/>
+        </w:rPr>
+        <w:t xml:space="preserve">•  </w:t>
+      </w:r>
+      <w:r>
+        <w:rPr>
+          <w:sz w:val="22"/>
+          <w:b/>
+        </w:rPr>
+        <w:t xml:space="preserve">Alertas:</w:t>
+      </w:r>
+      <w:r>
+        <w:rPr>
+          <w:sz w:val="22"/>
+        </w:rPr>
+        <w:t xml:space="preserve"> `GET /api/sites/:id/alerts`, `POST /api/alerts/:id/resolve`.</w:t>
+      </w:r>
+    </w:p>
+    <w:p>
+      <w:pPr>
+        <w:ind w:left="360"/>
+        <w:spacing w:after="20"/>
+      </w:pPr>
+      <w:r>
+        <w:rPr>
+          <w:sz w:val="22"/>
+        </w:rPr>
+        <w:t xml:space="preserve">•  </w:t>
+      </w:r>
+      <w:r>
+        <w:rPr>
+          <w:sz w:val="22"/>
+          <w:b/>
+        </w:rPr>
         <w:t xml:space="preserve">Sensores:</w:t>
       </w:r>
       <w:r>
         <w:rPr>
           <w:sz w:val="22"/>
         </w:rPr>
-        <w:t xml:space="preserve"> `GET /api/sites/:id/devices`, `POST /api/sheds/:id/devices`, `POST /api/ingest` (auth por API key).</w:t>
+        <w:t xml:space="preserve"> `GET /api/sites/:id/devices`, `POST /api/sheds/:id/devices`, `POST /api/ingest` (auth por API key, con validación de rango).</w:t>
+      </w:r>
+    </w:p>
+    <w:p>
+      <w:pPr>
+        <w:ind w:left="360"/>
+        <w:spacing w:after="20"/>
+      </w:pPr>
+      <w:r>
+        <w:rPr>
+          <w:sz w:val="22"/>
+        </w:rPr>
+        <w:t xml:space="preserve">•  </w:t>
+      </w:r>
+      <w:r>
+        <w:rPr>
+          <w:sz w:val="22"/>
+          <w:b/>
+        </w:rPr>
+        <w:t xml:space="preserve">Cuenta / config:</w:t>
+      </w:r>
+      <w:r>
+        <w:rPr>
+          <w:sz w:val="22"/>
+        </w:rPr>
+        <w:t xml:space="preserve"> `GET /api/account`, `POST /api/account/whatsapp` (owner), `POST /api/account/thresholds` (owner).</w:t>
+      </w:r>
+    </w:p>
+    <w:p>
+      <w:pPr>
+        <w:ind w:left="360"/>
+        <w:spacing w:after="20"/>
+      </w:pPr>
+      <w:r>
+        <w:rPr>
+          <w:sz w:val="22"/>
+        </w:rPr>
+        <w:t xml:space="preserve">•  </w:t>
+      </w:r>
+      <w:r>
+        <w:rPr>
+          <w:sz w:val="22"/>
+          <w:b/>
+        </w:rPr>
+        <w:t xml:space="preserve">Equipo (owner):</w:t>
+      </w:r>
+      <w:r>
+        <w:rPr>
+          <w:sz w:val="22"/>
+        </w:rPr>
+        <w:t xml:space="preserve"> `GET/POST /api/users`, `POST /api/users/:id/role`, `DELETE /api/users/:id`.</w:t>
       </w:r>
     </w:p>
     <w:p>
@@ -1392,18 +1802,29 @@
         <w:rPr>
           <w:sz w:val="22"/>
         </w:rPr>
-        <w:t xml:space="preserve"> `GET /api/account`, `POST /api/account/whatsapp`, `GET /api/notifications`, `POST /api/notifications/test`.</w:t>
-      </w:r>
-    </w:p>
-    <w:p>
-      <w:pPr>
-        <w:spacing w:after="80"/>
-      </w:pPr>
-      <w:r>
-        <w:rPr>
-          <w:sz w:val="22"/>
-        </w:rPr>
-        <w:t xml:space="preserve">Todas las rutas (salvo `register`/`login` e `ingest`) exigen JWT y filtran por tenant.</w:t>
+        <w:t xml:space="preserve"> `GET /api/notifications`, `POST /api/notifications/test`.</w:t>
+      </w:r>
+    </w:p>
+    <w:p>
+      <w:pPr>
+        <w:spacing w:after="80"/>
+      </w:pPr>
+      <w:r>
+        <w:rPr>
+          <w:sz w:val="22"/>
+        </w:rPr>
+        <w:t xml:space="preserve">Todas las rutas (salvo `register`/`login` e `ingest`) exigen JWT y filtran por tenant. La</w:t>
+      </w:r>
+    </w:p>
+    <w:p>
+      <w:pPr>
+        <w:spacing w:after="80"/>
+      </w:pPr>
+      <w:r>
+        <w:rPr>
+          <w:sz w:val="22"/>
+        </w:rPr>
+        <w:t xml:space="preserve">configuración sensible y la gestión de equipo exigen rol `owner`.</w:t>
       </w:r>
     </w:p>
     <w:p>
@@ -1463,7 +1884,7 @@
         <w:rPr>
           <w:sz w:val="22"/>
         </w:rPr>
-        <w:t xml:space="preserve">abre el navegador y deja el servidor corriendo.</w:t>
+        <w:t xml:space="preserve">abre el navegador y deja el servidor corriendo. Login demo: `demo@piara.com` / `demo1234`.</w:t>
       </w:r>
     </w:p>
     <w:p>
@@ -1501,7 +1922,7 @@
           <w:rFonts w:ascii="Consolas" w:hAnsi="Consolas"/>
           <w:sz w:val="18"/>
         </w:rPr>
-        <w:t xml:space="preserve">npm run seed        # criadero demo: demo@piara.com / demo1234</w:t>
+        <w:t xml:space="preserve">npm run seed        # criadero demo</w:t>
       </w:r>
     </w:p>
     <w:p>
@@ -1526,29 +1947,20 @@
           <w:b/>
           <w:sz w:val="26"/>
         </w:rPr>
-        <w:t xml:space="preserve">Desde el celular (misma WiFi)</w:t>
-      </w:r>
-    </w:p>
-    <w:p>
-      <w:pPr>
-        <w:spacing w:after="80"/>
-      </w:pPr>
-      <w:r>
-        <w:rPr>
-          <w:sz w:val="22"/>
-        </w:rPr>
-        <w:t xml:space="preserve">Al arrancar, el servidor imprime una dirección tipo `http://192.168.x.x:3000`. Abrila desde el</w:t>
-      </w:r>
-    </w:p>
-    <w:p>
-      <w:pPr>
-        <w:spacing w:after="80"/>
-      </w:pPr>
-      <w:r>
-        <w:rPr>
-          <w:sz w:val="22"/>
-        </w:rPr>
-        <w:t xml:space="preserve">celular en la misma red. Si no abre, permitir `node` en el Firewall de Windows (redes privadas).</w:t>
+        <w:t xml:space="preserve">Demostrar sin hardware</w:t>
+      </w:r>
+    </w:p>
+    <w:p>
+      <w:pPr>
+        <w:shd w:val="clear" w:fill="F2F2F2"/>
+        <w:spacing w:after="0"/>
+      </w:pPr>
+      <w:r>
+        <w:rPr>
+          <w:rFonts w:ascii="Consolas" w:hAnsi="Consolas"/>
+          <w:sz w:val="18"/>
+        </w:rPr>
+        <w:t xml:space="preserve">npm run simulate    # simula un sensor a ~33°C -&gt; dispara alerta de calor</w:t>
       </w:r>
     </w:p>
     <w:p>
@@ -1560,31 +1972,6 @@
           <w:b/>
           <w:sz w:val="26"/>
         </w:rPr>
-        <w:t xml:space="preserve">Demostrar sin hardware</w:t>
-      </w:r>
-    </w:p>
-    <w:p>
-      <w:pPr>
-        <w:shd w:val="clear" w:fill="F2F2F2"/>
-        <w:spacing w:after="0"/>
-      </w:pPr>
-      <w:r>
-        <w:rPr>
-          <w:rFonts w:ascii="Consolas" w:hAnsi="Consolas"/>
-          <w:sz w:val="18"/>
-        </w:rPr>
-        <w:t xml:space="preserve">npm run simulate    # simula un sensor a ~33°C -&gt; dispara alerta de calor</w:t>
-      </w:r>
-    </w:p>
-    <w:p>
-      <w:pPr>
-        <w:spacing w:before="160" w:after="80"/>
-      </w:pPr>
-      <w:r>
-        <w:rPr>
-          <w:b/>
-          <w:sz w:val="26"/>
-        </w:rPr>
         <w:t xml:space="preserve">Contrato de sensores (hardware)</w:t>
       </w:r>
     </w:p>
@@ -1638,6 +2025,17 @@
           <w:sz w:val="18"/>
         </w:rPr>
         <w:t xml:space="preserve">        { "water_l": 4200 }                       # caudalímetro</w:t>
+      </w:r>
+    </w:p>
+    <w:p>
+      <w:pPr>
+        <w:spacing w:after="80"/>
+      </w:pPr>
+      <w:r>
+        <w:rPr>
+          <w:sz w:val="22"/>
+        </w:rPr>
+        <w:t xml:space="preserve">Las lecturas fuera de rango físico (temp −30..55, humedad 0..100) se rechazan.</w:t>
       </w:r>
     </w:p>
     <w:p>
@@ -1672,7 +2070,20 @@
         <w:rPr>
           <w:sz w:val="20"/>
         </w:rPr>
-        <w:t xml:space="preserve">`PORT`   |   No (default 3000)   |   Puerto del servidor</w:t>
+        <w:t xml:space="preserve">`NODE_ENV=production`   |   </w:t>
+      </w:r>
+      <w:r>
+        <w:rPr>
+          <w:sz w:val="20"/>
+          <w:b/>
+        </w:rPr>
+        <w:t xml:space="preserve">Sí en prod</w:t>
+      </w:r>
+      <w:r>
+        <w:rPr>
+          <w:sz w:val="20"/>
+        </w:rPr>
+        <w:t xml:space="preserve">   |   Junto con `PIARA_SECRET`, el server aborta si el secreto no está configurado.</w:t>
       </w:r>
     </w:p>
     <w:p>
@@ -1690,35 +2101,57 @@
           <w:sz w:val="20"/>
           <w:b/>
         </w:rPr>
-        <w:t xml:space="preserve">Sí en producción</w:t>
-      </w:r>
-      <w:r>
-        <w:rPr>
-          <w:sz w:val="20"/>
-        </w:rPr>
-        <w:t xml:space="preserve">   |   Clave para firmar los JWT. Hoy tiene un valor de desarrollo.</w:t>
-      </w:r>
-    </w:p>
-    <w:p>
-      <w:pPr>
-        <w:spacing w:after="20"/>
-      </w:pPr>
-      <w:r>
-        <w:rPr>
-          <w:sz w:val="20"/>
-        </w:rPr>
-        <w:t xml:space="preserve">`PIARA_DB`   |   No   |   Ruta del archivo SQLite</w:t>
-      </w:r>
-    </w:p>
-    <w:p>
-      <w:pPr>
-        <w:spacing w:after="20"/>
-      </w:pPr>
-      <w:r>
-        <w:rPr>
-          <w:sz w:val="20"/>
-        </w:rPr>
-        <w:t xml:space="preserve">`PIARA_TWILIO_SID` / `PIARA_TWILIO_TOKEN` / `PIARA_TWILIO_FROM`   |   No   |   Activar WhatsApp real</w:t>
+        <w:t xml:space="preserve">Sí en prod</w:t>
+      </w:r>
+      <w:r>
+        <w:rPr>
+          <w:sz w:val="20"/>
+        </w:rPr>
+        <w:t xml:space="preserve">   |   Clave para firmar los JWT. Con el valor de desarrollo, se pueden forjar tokens.</w:t>
+      </w:r>
+    </w:p>
+    <w:p>
+      <w:pPr>
+        <w:spacing w:after="20"/>
+      </w:pPr>
+      <w:r>
+        <w:rPr>
+          <w:sz w:val="20"/>
+        </w:rPr>
+        <w:t xml:space="preserve">`TZ=America/Argentina/Buenos_Aires`   |   Recomendada   |   Sin esto, en un server UTC los horarios de alimentación salen desfasados 3 h.</w:t>
+      </w:r>
+    </w:p>
+    <w:p>
+      <w:pPr>
+        <w:spacing w:after="20"/>
+      </w:pPr>
+      <w:r>
+        <w:rPr>
+          <w:sz w:val="20"/>
+        </w:rPr>
+        <w:t xml:space="preserve">`PORT`   |   No (default 3000)   |   Puerto del servidor.</w:t>
+      </w:r>
+    </w:p>
+    <w:p>
+      <w:pPr>
+        <w:spacing w:after="20"/>
+      </w:pPr>
+      <w:r>
+        <w:rPr>
+          <w:sz w:val="20"/>
+        </w:rPr>
+        <w:t xml:space="preserve">`PIARA_DB`   |   No   |   Ruta del archivo SQLite.</w:t>
+      </w:r>
+    </w:p>
+    <w:p>
+      <w:pPr>
+        <w:spacing w:after="20"/>
+      </w:pPr>
+      <w:r>
+        <w:rPr>
+          <w:sz w:val="20"/>
+        </w:rPr>
+        <w:t xml:space="preserve">`PIARA_TWILIO_SID` / `PIARA_TWILIO_TOKEN` / `PIARA_TWILIO_FROM`   |   No   |   Activar WhatsApp real.</w:t>
       </w:r>
     </w:p>
     <w:p>
@@ -1813,24 +2246,72 @@
           <w:sz w:val="22"/>
           <w:b/>
         </w:rPr>
-        <w:t xml:space="preserve">No hay linter ni typecheck configurados</w:t>
-      </w:r>
-      <w:r>
-        <w:rPr>
-          <w:sz w:val="22"/>
-        </w:rPr>
-        <w:t xml:space="preserve"> (proyecto JS vanilla). No hay build step: el</w:t>
-      </w:r>
-    </w:p>
-    <w:p>
-      <w:pPr>
-        <w:spacing w:after="80"/>
-      </w:pPr>
-      <w:r>
-        <w:rPr>
-          <w:sz w:val="22"/>
-        </w:rPr>
-        <w:t xml:space="preserve">  "build" es servir archivos estáticos, no hay nada que compilar.</w:t>
+        <w:t xml:space="preserve">Verificación funcional:</w:t>
+      </w:r>
+      <w:r>
+        <w:rPr>
+          <w:sz w:val="22"/>
+        </w:rPr>
+        <w:t xml:space="preserve"> todos los módulos nuevos (stock, meds, movimientos, roles,</w:t>
+      </w:r>
+    </w:p>
+    <w:p>
+      <w:pPr>
+        <w:spacing w:after="80"/>
+      </w:pPr>
+      <w:r>
+        <w:rPr>
+          <w:sz w:val="22"/>
+        </w:rPr>
+        <w:t xml:space="preserve">  umbrales) probados por HTTP contra el server real.</w:t>
+      </w:r>
+    </w:p>
+    <w:p>
+      <w:pPr>
+        <w:ind w:left="360"/>
+        <w:spacing w:after="20"/>
+      </w:pPr>
+      <w:r>
+        <w:rPr>
+          <w:sz w:val="22"/>
+        </w:rPr>
+        <w:t xml:space="preserve">•  No hay linter/typecheck ni build step (proyecto JS vanilla).</w:t>
+      </w:r>
+    </w:p>
+    <w:p>
+      <w:pPr>
+        <w:ind w:left="360"/>
+        <w:spacing w:after="20"/>
+      </w:pPr>
+      <w:r>
+        <w:rPr>
+          <w:sz w:val="22"/>
+        </w:rPr>
+        <w:t xml:space="preserve">•  </w:t>
+      </w:r>
+      <w:r>
+        <w:rPr>
+          <w:sz w:val="22"/>
+          <w:b/>
+        </w:rPr>
+        <w:t xml:space="preserve">Pendiente:</w:t>
+      </w:r>
+      <w:r>
+        <w:rPr>
+          <w:sz w:val="22"/>
+        </w:rPr>
+        <w:t xml:space="preserve"> chequeo visual en navegador (Playwright / extensión de Chrome no disponibles en</w:t>
+      </w:r>
+    </w:p>
+    <w:p>
+      <w:pPr>
+        <w:spacing w:after="80"/>
+      </w:pPr>
+      <w:r>
+        <w:rPr>
+          <w:sz w:val="22"/>
+        </w:rPr>
+        <w:t xml:space="preserve">  las sesiones de desarrollo; todo lo demás verificado a nivel API y código).</w:t>
       </w:r>
     </w:p>
     <w:p>
@@ -1843,7 +2324,7 @@
           <w:sz w:val="30"/>
           <w:color w:val="1F6B4C"/>
         </w:rPr>
-        <w:t xml:space="preserve">10. Resultado del chequeo QA (8/7/2026)</w:t>
+        <w:t xml:space="preserve">10. Historial de QA y auditoría</w:t>
       </w:r>
     </w:p>
     <w:p>
@@ -1855,376 +2336,40 @@
           <w:b/>
           <w:sz w:val="26"/>
         </w:rPr>
-        <w:t xml:space="preserve">Errores encontrados y corregidos</w:t>
-      </w:r>
-    </w:p>
-    <w:p>
-      <w:pPr>
-        <w:spacing w:after="80"/>
-      </w:pPr>
-      <w:r>
-        <w:rPr>
-          <w:sz w:val="22"/>
-        </w:rPr>
-        <w:t xml:space="preserve">1. </w:t>
-      </w:r>
-      <w:r>
-        <w:rPr>
-          <w:sz w:val="22"/>
-          <w:b/>
-        </w:rPr>
-        <w:t xml:space="preserve">Archivos basura en la raíz</w:t>
-      </w:r>
-      <w:r>
-        <w:rPr>
-          <w:sz w:val="22"/>
-        </w:rPr>
-        <w:t xml:space="preserve"> (17 archivos vacíos con nombres como `({`, `a.kpi`,</w:t>
-      </w:r>
-    </w:p>
-    <w:p>
-      <w:pPr>
-        <w:spacing w:after="80"/>
-      </w:pPr>
-      <w:r>
-        <w:rPr>
-          <w:sz w:val="22"/>
-        </w:rPr>
-        <w:t xml:space="preserve">   `logout())` creados por una redirección accidental de shell). </w:t>
-      </w:r>
-      <w:r>
-        <w:rPr>
-          <w:sz w:val="22"/>
-          <w:b/>
-        </w:rPr>
-        <w:t xml:space="preserve">Eliminados</w:t>
-      </w:r>
-      <w:r>
-        <w:rPr>
-          <w:sz w:val="22"/>
-        </w:rPr>
-        <w:t xml:space="preserve"> con lista blanca.</w:t>
-      </w:r>
-    </w:p>
-    <w:p>
-      <w:pPr>
-        <w:spacing w:after="80"/>
-      </w:pPr>
-      <w:r>
-        <w:rPr>
-          <w:sz w:val="22"/>
-        </w:rPr>
-        <w:t xml:space="preserve">2. </w:t>
-      </w:r>
-      <w:r>
-        <w:rPr>
-          <w:sz w:val="22"/>
-          <w:b/>
-        </w:rPr>
-        <w:t xml:space="preserve">XSS almacenado:</w:t>
-      </w:r>
-      <w:r>
-        <w:rPr>
-          <w:sz w:val="22"/>
-        </w:rPr>
-        <w:t xml:space="preserve"> el nombre del criadero se insertaba sin escapar en el `&lt;select&gt;` de</w:t>
-      </w:r>
-    </w:p>
-    <w:p>
-      <w:pPr>
-        <w:spacing w:after="80"/>
-      </w:pPr>
-      <w:r>
-        <w:rPr>
-          <w:sz w:val="22"/>
-        </w:rPr>
-        <w:t xml:space="preserve">   sitios. </w:t>
-      </w:r>
-      <w:r>
-        <w:rPr>
-          <w:sz w:val="22"/>
-          <w:b/>
-        </w:rPr>
-        <w:t xml:space="preserve">Corregido</w:t>
-      </w:r>
-      <w:r>
-        <w:rPr>
-          <w:sz w:val="22"/>
-        </w:rPr>
-        <w:t xml:space="preserve"> (se escapa con `esc()`). Verificado en navegador: el payload</w:t>
-      </w:r>
-    </w:p>
-    <w:p>
-      <w:pPr>
-        <w:spacing w:after="80"/>
-      </w:pPr>
-      <w:r>
-        <w:rPr>
-          <w:sz w:val="22"/>
-        </w:rPr>
-        <w:t xml:space="preserve">   `&lt;img src=x onerror=alert(1)&gt;` queda inerte (`&amp;lt;img...&amp;gt;`), no dispara `alert`.</w:t>
-      </w:r>
-    </w:p>
-    <w:p>
-      <w:pPr>
-        <w:spacing w:after="80"/>
-      </w:pPr>
-      <w:r>
-        <w:rPr>
-          <w:sz w:val="22"/>
-        </w:rPr>
-        <w:t xml:space="preserve">3. </w:t>
-      </w:r>
-      <w:r>
-        <w:rPr>
-          <w:sz w:val="22"/>
-          <w:b/>
-        </w:rPr>
-        <w:t xml:space="preserve">Listeners duplicados:</w:t>
-      </w:r>
-      <w:r>
-        <w:rPr>
-          <w:sz w:val="22"/>
-        </w:rPr>
-        <w:t xml:space="preserve"> `enterApp()` reconectaba los eventos en cada login, provocando</w:t>
-      </w:r>
-    </w:p>
-    <w:p>
-      <w:pPr>
-        <w:spacing w:after="80"/>
-      </w:pPr>
-      <w:r>
-        <w:rPr>
-          <w:sz w:val="22"/>
-        </w:rPr>
-        <w:t xml:space="preserve">   doble envío de formularios tras cerrar y volver a entrar. </w:t>
-      </w:r>
-      <w:r>
-        <w:rPr>
-          <w:sz w:val="22"/>
-          <w:b/>
-        </w:rPr>
-        <w:t xml:space="preserve">Corregido</w:t>
-      </w:r>
-      <w:r>
-        <w:rPr>
-          <w:sz w:val="22"/>
-        </w:rPr>
-        <w:t xml:space="preserve"> con un flag `wired`.</w:t>
-      </w:r>
-    </w:p>
-    <w:p>
-      <w:pPr>
-        <w:spacing w:after="80"/>
-      </w:pPr>
-      <w:r>
-        <w:rPr>
-          <w:sz w:val="22"/>
-        </w:rPr>
-        <w:t xml:space="preserve">4. </w:t>
-      </w:r>
-      <w:r>
-        <w:rPr>
-          <w:sz w:val="22"/>
-          <w:b/>
-        </w:rPr>
-        <w:t xml:space="preserve">Reloj con fugas de intervalos:</w:t>
-      </w:r>
-      <w:r>
-        <w:rPr>
-          <w:sz w:val="22"/>
-        </w:rPr>
-        <w:t xml:space="preserve"> `startClock()` creaba un `setInterval` nuevo por login.</w:t>
-      </w:r>
-    </w:p>
-    <w:p>
-      <w:pPr>
-        <w:spacing w:after="80"/>
-      </w:pPr>
-      <w:r>
-        <w:rPr>
-          <w:sz w:val="22"/>
-        </w:rPr>
-        <w:t xml:space="preserve">   </w:t>
-      </w:r>
-      <w:r>
-        <w:rPr>
-          <w:sz w:val="22"/>
-          <w:b/>
-        </w:rPr>
-        <w:t xml:space="preserve">Corregido</w:t>
-      </w:r>
-      <w:r>
-        <w:rPr>
-          <w:sz w:val="22"/>
-        </w:rPr>
-        <w:t xml:space="preserve"> (idempotente).</w:t>
-      </w:r>
-    </w:p>
-    <w:p>
-      <w:pPr>
-        <w:spacing w:after="80"/>
-      </w:pPr>
-      <w:r>
-        <w:rPr>
-          <w:sz w:val="22"/>
-        </w:rPr>
-        <w:t xml:space="preserve">5. </w:t>
-      </w:r>
-      <w:r>
-        <w:rPr>
-          <w:sz w:val="22"/>
-          <w:b/>
-        </w:rPr>
-        <w:t xml:space="preserve">Desborde responsive:</w:t>
-      </w:r>
-      <w:r>
-        <w:rPr>
-          <w:sz w:val="22"/>
-        </w:rPr>
-        <w:t xml:space="preserve"> la barra de 8 botones podía generar scroll horizontal en mobile.</w:t>
-      </w:r>
-    </w:p>
-    <w:p>
-      <w:pPr>
-        <w:spacing w:after="80"/>
-      </w:pPr>
-      <w:r>
-        <w:rPr>
-          <w:sz w:val="22"/>
-        </w:rPr>
-        <w:t xml:space="preserve">   </w:t>
-      </w:r>
-      <w:r>
-        <w:rPr>
-          <w:sz w:val="22"/>
-          <w:b/>
-        </w:rPr>
-        <w:t xml:space="preserve">Corregido</w:t>
-      </w:r>
-      <w:r>
-        <w:rPr>
-          <w:sz w:val="22"/>
-        </w:rPr>
-        <w:t xml:space="preserve"> (`flex-wrap` en el menú + `overflow-x: hidden` en el body). Verificado a 375 px:</w:t>
-      </w:r>
-    </w:p>
-    <w:p>
-      <w:pPr>
-        <w:spacing w:after="80"/>
-      </w:pPr>
-      <w:r>
-        <w:rPr>
-          <w:sz w:val="22"/>
-        </w:rPr>
-        <w:t xml:space="preserve">   sin scroll horizontal ni elementos desbordados.</w:t>
-      </w:r>
-    </w:p>
-    <w:p>
-      <w:pPr>
-        <w:spacing w:after="80"/>
-      </w:pPr>
-      <w:r>
-        <w:rPr>
-          <w:sz w:val="22"/>
-        </w:rPr>
-        <w:t xml:space="preserve">6. </w:t>
-      </w:r>
-      <w:r>
-        <w:rPr>
-          <w:sz w:val="22"/>
-          <w:b/>
-        </w:rPr>
-        <w:t xml:space="preserve">Validación server-side de registro:</w:t>
-      </w:r>
-      <w:r>
-        <w:rPr>
-          <w:sz w:val="22"/>
-        </w:rPr>
-        <w:t xml:space="preserve"> no se validaba el formato del email ni el largo de</w:t>
-      </w:r>
-    </w:p>
-    <w:p>
-      <w:pPr>
-        <w:spacing w:after="80"/>
-      </w:pPr>
-      <w:r>
-        <w:rPr>
-          <w:sz w:val="22"/>
-        </w:rPr>
-        <w:t xml:space="preserve">   contraseña del lado servidor. </w:t>
-      </w:r>
-      <w:r>
-        <w:rPr>
-          <w:sz w:val="22"/>
-          <w:b/>
-        </w:rPr>
-        <w:t xml:space="preserve">Agregado</w:t>
-      </w:r>
-      <w:r>
-        <w:rPr>
-          <w:sz w:val="22"/>
-        </w:rPr>
-        <w:t xml:space="preserve"> (regex de email, mínimo de contraseña, tope de</w:t>
-      </w:r>
-    </w:p>
-    <w:p>
-      <w:pPr>
-        <w:spacing w:after="80"/>
-      </w:pPr>
-      <w:r>
-        <w:rPr>
-          <w:sz w:val="22"/>
-        </w:rPr>
-        <w:t xml:space="preserve">   longitud del nombre).</w:t>
-      </w:r>
-    </w:p>
-    <w:p>
-      <w:pPr>
-        <w:spacing w:after="80"/>
-      </w:pPr>
-      <w:r>
-        <w:rPr>
-          <w:sz w:val="22"/>
-        </w:rPr>
-        <w:t xml:space="preserve">7. </w:t>
-      </w:r>
-      <w:r>
-        <w:rPr>
-          <w:sz w:val="22"/>
-          <w:b/>
-        </w:rPr>
-        <w:t xml:space="preserve">SEO/UX menor:</w:t>
-      </w:r>
-      <w:r>
-        <w:rPr>
-          <w:sz w:val="22"/>
-        </w:rPr>
-        <w:t xml:space="preserve"> faltaban meta description, Open Graph y favicon (404 a `/favicon.ico`).</w:t>
-      </w:r>
-    </w:p>
-    <w:p>
-      <w:pPr>
-        <w:spacing w:after="80"/>
-      </w:pPr>
-      <w:r>
-        <w:rPr>
-          <w:sz w:val="22"/>
-        </w:rPr>
-        <w:t xml:space="preserve">   </w:t>
-      </w:r>
-      <w:r>
-        <w:rPr>
-          <w:sz w:val="22"/>
-          <w:b/>
-        </w:rPr>
-        <w:t xml:space="preserve">Agregados</w:t>
-      </w:r>
-      <w:r>
-        <w:rPr>
-          <w:sz w:val="22"/>
-        </w:rPr>
-        <w:t xml:space="preserve"> (favicon SVG inline, sin peso extra).</w:t>
+        <w:t xml:space="preserve">Primera QA (8/7/2026) — corregido</w:t>
+      </w:r>
+    </w:p>
+    <w:p>
+      <w:pPr>
+        <w:spacing w:after="80"/>
+      </w:pPr>
+      <w:r>
+        <w:rPr>
+          <w:sz w:val="22"/>
+        </w:rPr>
+        <w:t xml:space="preserve">XSS almacenado en el nombre del criadero (escapado con `esc()`), listeners duplicados por login,</w:t>
+      </w:r>
+    </w:p>
+    <w:p>
+      <w:pPr>
+        <w:spacing w:after="80"/>
+      </w:pPr>
+      <w:r>
+        <w:rPr>
+          <w:sz w:val="22"/>
+        </w:rPr>
+        <w:t xml:space="preserve">fugas de intervalos del reloj, desborde responsive del menú, validación server-side de registro,</w:t>
+      </w:r>
+    </w:p>
+    <w:p>
+      <w:pPr>
+        <w:spacing w:after="80"/>
+      </w:pPr>
+      <w:r>
+        <w:rPr>
+          <w:sz w:val="22"/>
+        </w:rPr>
+        <w:t xml:space="preserve">favicon/SEO. Archivos basura de shell eliminados.</w:t>
       </w:r>
     </w:p>
     <w:p>
@@ -2236,240 +2381,360 @@
           <w:b/>
           <w:sz w:val="26"/>
         </w:rPr>
-        <w:t xml:space="preserve">Verificado y correcto (sin cambios necesarios)</w:t>
-      </w:r>
-    </w:p>
-    <w:p>
-      <w:pPr>
-        <w:ind w:left="360"/>
-        <w:spacing w:after="20"/>
-      </w:pPr>
-      <w:r>
-        <w:rPr>
-          <w:sz w:val="22"/>
-        </w:rPr>
-        <w:t xml:space="preserve">•  </w:t>
-      </w:r>
-      <w:r>
-        <w:rPr>
-          <w:sz w:val="22"/>
-          <w:b/>
-        </w:rPr>
-        <w:t xml:space="preserve">Consola del navegador:</w:t>
-      </w:r>
-      <w:r>
-        <w:rPr>
-          <w:sz w:val="22"/>
-        </w:rPr>
-        <w:t xml:space="preserve"> 0 errores y 0 warnings en las 8 vistas.</w:t>
-      </w:r>
-    </w:p>
-    <w:p>
-      <w:pPr>
-        <w:ind w:left="360"/>
-        <w:spacing w:after="20"/>
-      </w:pPr>
-      <w:r>
-        <w:rPr>
-          <w:sz w:val="22"/>
-        </w:rPr>
-        <w:t xml:space="preserve">•  </w:t>
-      </w:r>
-      <w:r>
-        <w:rPr>
-          <w:sz w:val="22"/>
-          <w:b/>
-        </w:rPr>
-        <w:t xml:space="preserve">Logs del servidor:</w:t>
-      </w:r>
-      <w:r>
-        <w:rPr>
-          <w:sz w:val="22"/>
-        </w:rPr>
-        <w:t xml:space="preserve"> limpios; Open-Meteo responde y el ITH se calcula.</w:t>
-      </w:r>
-    </w:p>
-    <w:p>
-      <w:pPr>
-        <w:ind w:left="360"/>
-        <w:spacing w:after="20"/>
-      </w:pPr>
-      <w:r>
-        <w:rPr>
-          <w:sz w:val="22"/>
-        </w:rPr>
-        <w:t xml:space="preserve">•  </w:t>
-      </w:r>
-      <w:r>
-        <w:rPr>
-          <w:sz w:val="22"/>
-          <w:b/>
-        </w:rPr>
-        <w:t xml:space="preserve">Rutas y navegación:</w:t>
-      </w:r>
-      <w:r>
-        <w:rPr>
-          <w:sz w:val="22"/>
-        </w:rPr>
-        <w:t xml:space="preserve"> las 8 vistas cargan y renderizan; sin links rotos.</w:t>
-      </w:r>
-    </w:p>
-    <w:p>
-      <w:pPr>
-        <w:ind w:left="360"/>
-        <w:spacing w:after="20"/>
-      </w:pPr>
-      <w:r>
-        <w:rPr>
-          <w:sz w:val="22"/>
-        </w:rPr>
-        <w:t xml:space="preserve">•  </w:t>
-      </w:r>
-      <w:r>
-        <w:rPr>
-          <w:sz w:val="22"/>
-          <w:b/>
-        </w:rPr>
-        <w:t xml:space="preserve">Estados vacíos:</w:t>
-      </w:r>
-      <w:r>
-        <w:rPr>
-          <w:sz w:val="22"/>
-        </w:rPr>
-        <w:t xml:space="preserve"> cada vista muestra mensaje cuando no hay datos.</w:t>
-      </w:r>
-    </w:p>
-    <w:p>
-      <w:pPr>
-        <w:ind w:left="360"/>
-        <w:spacing w:after="20"/>
-      </w:pPr>
-      <w:r>
-        <w:rPr>
-          <w:sz w:val="22"/>
-        </w:rPr>
-        <w:t xml:space="preserve">•  </w:t>
-      </w:r>
-      <w:r>
-        <w:rPr>
-          <w:sz w:val="22"/>
-          <w:b/>
-        </w:rPr>
-        <w:t xml:space="preserve">Estados de error:</w:t>
-      </w:r>
-      <w:r>
-        <w:rPr>
-          <w:sz w:val="22"/>
-        </w:rPr>
-        <w:t xml:space="preserve"> login inválido y acceso sin token devuelven mensajes claros y 401.</w:t>
-      </w:r>
-    </w:p>
-    <w:p>
-      <w:pPr>
-        <w:ind w:left="360"/>
-        <w:spacing w:after="20"/>
-      </w:pPr>
-      <w:r>
-        <w:rPr>
-          <w:sz w:val="22"/>
-        </w:rPr>
-        <w:t xml:space="preserve">•  </w:t>
-      </w:r>
-      <w:r>
-        <w:rPr>
-          <w:sz w:val="22"/>
-          <w:b/>
-        </w:rPr>
-        <w:t xml:space="preserve">Seguridad multi-tenant:</w:t>
-      </w:r>
-      <w:r>
-        <w:rPr>
-          <w:sz w:val="22"/>
-        </w:rPr>
-        <w:t xml:space="preserve"> todas las rutas verifican pertenencia al tenant; la ingesta de</w:t>
-      </w:r>
-    </w:p>
-    <w:p>
-      <w:pPr>
-        <w:spacing w:after="80"/>
-      </w:pPr>
-      <w:r>
-        <w:rPr>
-          <w:sz w:val="22"/>
-        </w:rPr>
-        <w:t xml:space="preserve">  sensores se autentica por API key.</w:t>
-      </w:r>
-    </w:p>
-    <w:p>
-      <w:pPr>
-        <w:ind w:left="360"/>
-        <w:spacing w:after="20"/>
-      </w:pPr>
-      <w:r>
-        <w:rPr>
-          <w:sz w:val="22"/>
-        </w:rPr>
-        <w:t xml:space="preserve">•  </w:t>
-      </w:r>
-      <w:r>
-        <w:rPr>
-          <w:sz w:val="22"/>
-          <w:b/>
-        </w:rPr>
-        <w:t xml:space="preserve">Escapado de salida:</w:t>
-      </w:r>
-      <w:r>
-        <w:rPr>
-          <w:sz w:val="22"/>
-        </w:rPr>
-        <w:t xml:space="preserve"> todas las inserciones de datos de usuario en el DOM usan `esc()` o</w:t>
-      </w:r>
-    </w:p>
-    <w:p>
-      <w:pPr>
-        <w:spacing w:after="80"/>
-      </w:pPr>
-      <w:r>
-        <w:rPr>
-          <w:sz w:val="22"/>
-        </w:rPr>
-        <w:t xml:space="preserve">  `textContent`.</w:t>
-      </w:r>
-    </w:p>
-    <w:p>
-      <w:pPr>
-        <w:ind w:left="360"/>
-        <w:spacing w:after="20"/>
-      </w:pPr>
-      <w:r>
-        <w:rPr>
-          <w:sz w:val="22"/>
-        </w:rPr>
-        <w:t xml:space="preserve">•  </w:t>
-      </w:r>
-      <w:r>
-        <w:rPr>
-          <w:sz w:val="22"/>
-          <w:b/>
-        </w:rPr>
-        <w:t xml:space="preserve">Responsive:</w:t>
-      </w:r>
-      <w:r>
-        <w:rPr>
-          <w:sz w:val="22"/>
-        </w:rPr>
-        <w:t xml:space="preserve"> desktop, tablet y mobile (375 px) sin desbordes; el menú envuelve; las tablas</w:t>
-      </w:r>
-    </w:p>
-    <w:p>
-      <w:pPr>
-        <w:spacing w:after="80"/>
-      </w:pPr>
-      <w:r>
-        <w:rPr>
-          <w:sz w:val="22"/>
-        </w:rPr>
-        <w:t xml:space="preserve">  anchas scrollean dentro de su contenedor.</w:t>
+        <w:t xml:space="preserve">Auditoría full stack (16/7/2026) — corregido y verificado</w:t>
+      </w:r>
+    </w:p>
+    <w:p>
+      <w:pPr>
+        <w:ind w:left="360"/>
+        <w:spacing w:after="20"/>
+      </w:pPr>
+      <w:r>
+        <w:rPr>
+          <w:sz w:val="22"/>
+        </w:rPr>
+        <w:t xml:space="preserve">•  </w:t>
+      </w:r>
+      <w:r>
+        <w:rPr>
+          <w:sz w:val="22"/>
+          <w:b/>
+        </w:rPr>
+        <w:t xml:space="preserve">CRÍTICO — exposición de archivos:</w:t>
+      </w:r>
+      <w:r>
+        <w:rPr>
+          <w:sz w:val="22"/>
+        </w:rPr>
+        <w:t xml:space="preserve"> `express.static(__dirname)` servía `piara.db` y el código</w:t>
+      </w:r>
+    </w:p>
+    <w:p>
+      <w:pPr>
+        <w:spacing w:after="80"/>
+      </w:pPr>
+      <w:r>
+        <w:rPr>
+          <w:sz w:val="22"/>
+        </w:rPr>
+        <w:t xml:space="preserve">  del backend (con el JWT secret). Reemplazado por whitelist de assets del frontend.</w:t>
+      </w:r>
+    </w:p>
+    <w:p>
+      <w:pPr>
+        <w:ind w:left="360"/>
+        <w:spacing w:after="20"/>
+      </w:pPr>
+      <w:r>
+        <w:rPr>
+          <w:sz w:val="22"/>
+        </w:rPr>
+        <w:t xml:space="preserve">•  </w:t>
+      </w:r>
+      <w:r>
+        <w:rPr>
+          <w:sz w:val="22"/>
+          <w:b/>
+        </w:rPr>
+        <w:t xml:space="preserve">CRÍTICO — JWT secret:</w:t>
+      </w:r>
+      <w:r>
+        <w:rPr>
+          <w:sz w:val="22"/>
+        </w:rPr>
+        <w:t xml:space="preserve"> el server aborta en `NODE_ENV=production` sin `PIARA_SECRET`.</w:t>
+      </w:r>
+    </w:p>
+    <w:p>
+      <w:pPr>
+        <w:ind w:left="360"/>
+        <w:spacing w:after="20"/>
+      </w:pPr>
+      <w:r>
+        <w:rPr>
+          <w:sz w:val="22"/>
+        </w:rPr>
+        <w:t xml:space="preserve">•  </w:t>
+      </w:r>
+      <w:r>
+        <w:rPr>
+          <w:sz w:val="22"/>
+          <w:b/>
+        </w:rPr>
+        <w:t xml:space="preserve">CRÍTICO — ingesta de sensores:</w:t>
+      </w:r>
+      <w:r>
+        <w:rPr>
+          <w:sz w:val="22"/>
+        </w:rPr>
+        <w:t xml:space="preserve"> validación de rango físico (rechaza `temp:9999`, etc.).</w:t>
+      </w:r>
+    </w:p>
+    <w:p>
+      <w:pPr>
+        <w:ind w:left="360"/>
+        <w:spacing w:after="20"/>
+      </w:pPr>
+      <w:r>
+        <w:rPr>
+          <w:sz w:val="22"/>
+        </w:rPr>
+        <w:t xml:space="preserve">•  </w:t>
+      </w:r>
+      <w:r>
+        <w:rPr>
+          <w:sz w:val="22"/>
+          <w:b/>
+        </w:rPr>
+        <w:t xml:space="preserve">ALTO — rate limiting</w:t>
+      </w:r>
+      <w:r>
+        <w:rPr>
+          <w:sz w:val="22"/>
+        </w:rPr>
+        <w:t xml:space="preserve"> en login/registro (fuerza bruta).</w:t>
+      </w:r>
+    </w:p>
+    <w:p>
+      <w:pPr>
+        <w:ind w:left="360"/>
+        <w:spacing w:after="20"/>
+      </w:pPr>
+      <w:r>
+        <w:rPr>
+          <w:sz w:val="22"/>
+        </w:rPr>
+        <w:t xml:space="preserve">•  </w:t>
+      </w:r>
+      <w:r>
+        <w:rPr>
+          <w:sz w:val="22"/>
+          <w:b/>
+        </w:rPr>
+        <w:t xml:space="preserve">ALTO — integridad de datos:</w:t>
+      </w:r>
+      <w:r>
+        <w:rPr>
+          <w:sz w:val="22"/>
+        </w:rPr>
+        <w:t xml:space="preserve"> validación numérica y de fecha en lotes, agua, etc.; una cerda</w:t>
+      </w:r>
+    </w:p>
+    <w:p>
+      <w:pPr>
+        <w:spacing w:after="80"/>
+      </w:pPr>
+      <w:r>
+        <w:rPr>
+          <w:sz w:val="22"/>
+        </w:rPr>
+        <w:t xml:space="preserve">  no puede tener dos ciclos activos.</w:t>
+      </w:r>
+    </w:p>
+    <w:p>
+      <w:pPr>
+        <w:ind w:left="360"/>
+        <w:spacing w:after="20"/>
+      </w:pPr>
+      <w:r>
+        <w:rPr>
+          <w:sz w:val="22"/>
+        </w:rPr>
+        <w:t xml:space="preserve">•  </w:t>
+      </w:r>
+      <w:r>
+        <w:rPr>
+          <w:sz w:val="22"/>
+          <w:b/>
+        </w:rPr>
+        <w:t xml:space="preserve">ALTO — ciclo de vida de alertas:</w:t>
+      </w:r>
+      <w:r>
+        <w:rPr>
+          <w:sz w:val="22"/>
+        </w:rPr>
+        <w:t xml:space="preserve"> auto-resolución al desaparecer la condición + endpoint de</w:t>
+      </w:r>
+    </w:p>
+    <w:p>
+      <w:pPr>
+        <w:spacing w:after="80"/>
+      </w:pPr>
+      <w:r>
+        <w:rPr>
+          <w:sz w:val="22"/>
+        </w:rPr>
+        <w:t xml:space="preserve">  resolución manual (con autor y fecha).</w:t>
+      </w:r>
+    </w:p>
+    <w:p>
+      <w:pPr>
+        <w:ind w:left="360"/>
+        <w:spacing w:after="20"/>
+      </w:pPr>
+      <w:r>
+        <w:rPr>
+          <w:sz w:val="22"/>
+        </w:rPr>
+        <w:t xml:space="preserve">•  </w:t>
+      </w:r>
+      <w:r>
+        <w:rPr>
+          <w:sz w:val="22"/>
+          <w:b/>
+        </w:rPr>
+        <w:t xml:space="preserve">ALTO — zona horaria:</w:t>
+      </w:r>
+      <w:r>
+        <w:rPr>
+          <w:sz w:val="22"/>
+        </w:rPr>
+        <w:t xml:space="preserve"> los timestamps de Open-Meteo llevan el offset real; los horarios de</w:t>
+      </w:r>
+    </w:p>
+    <w:p>
+      <w:pPr>
+        <w:spacing w:after="80"/>
+      </w:pPr>
+      <w:r>
+        <w:rPr>
+          <w:sz w:val="22"/>
+        </w:rPr>
+        <w:t xml:space="preserve">  alimentación no dependen de la TZ del server.</w:t>
+      </w:r>
+    </w:p>
+    <w:p>
+      <w:pPr>
+        <w:ind w:left="360"/>
+        <w:spacing w:after="20"/>
+      </w:pPr>
+      <w:r>
+        <w:rPr>
+          <w:sz w:val="22"/>
+        </w:rPr>
+        <w:t xml:space="preserve">•  </w:t>
+      </w:r>
+      <w:r>
+        <w:rPr>
+          <w:sz w:val="22"/>
+          <w:b/>
+        </w:rPr>
+        <w:t xml:space="preserve">ALTO — trazabilidad de autoría:</w:t>
+      </w:r>
+      <w:r>
+        <w:rPr>
+          <w:sz w:val="22"/>
+        </w:rPr>
+        <w:t xml:space="preserve"> `created_by` en lotes, servicios, agua y sanidad.</w:t>
+      </w:r>
+    </w:p>
+    <w:p>
+      <w:pPr>
+        <w:ind w:left="360"/>
+        <w:spacing w:after="20"/>
+      </w:pPr>
+      <w:r>
+        <w:rPr>
+          <w:sz w:val="22"/>
+        </w:rPr>
+        <w:t xml:space="preserve">•  </w:t>
+      </w:r>
+      <w:r>
+        <w:rPr>
+          <w:sz w:val="22"/>
+          <w:b/>
+        </w:rPr>
+        <w:t xml:space="preserve">MEDIO — GET idempotentes:</w:t>
+      </w:r>
+      <w:r>
+        <w:rPr>
+          <w:sz w:val="22"/>
+        </w:rPr>
+        <w:t xml:space="preserve"> los avisos de repro/agua/sanidad se movieron a un job de fondo.</w:t>
+      </w:r>
+    </w:p>
+    <w:p>
+      <w:pPr>
+        <w:ind w:left="360"/>
+        <w:spacing w:after="20"/>
+      </w:pPr>
+      <w:r>
+        <w:rPr>
+          <w:sz w:val="22"/>
+        </w:rPr>
+        <w:t xml:space="preserve">•  </w:t>
+      </w:r>
+      <w:r>
+        <w:rPr>
+          <w:sz w:val="22"/>
+          <w:b/>
+        </w:rPr>
+        <w:t xml:space="preserve">MEDIO — headers de seguridad:</w:t>
+      </w:r>
+      <w:r>
+        <w:rPr>
+          <w:sz w:val="22"/>
+        </w:rPr>
+        <w:t xml:space="preserve"> CSP, X-Frame-Options, nosniff, Referrer-Policy.</w:t>
+      </w:r>
+    </w:p>
+    <w:p>
+      <w:pPr>
+        <w:ind w:left="360"/>
+        <w:spacing w:after="20"/>
+      </w:pPr>
+      <w:r>
+        <w:rPr>
+          <w:sz w:val="22"/>
+        </w:rPr>
+        <w:t xml:space="preserve">•  </w:t>
+      </w:r>
+      <w:r>
+        <w:rPr>
+          <w:sz w:val="22"/>
+          <w:b/>
+        </w:rPr>
+        <w:t xml:space="preserve">BAJO — código muerto:</w:t>
+      </w:r>
+      <w:r>
+        <w:rPr>
+          <w:sz w:val="22"/>
+        </w:rPr>
+        <w:t xml:space="preserve"> eliminado `src/config.js`.</w:t>
+      </w:r>
+    </w:p>
+    <w:p>
+      <w:pPr>
+        <w:spacing w:before="160" w:after="80"/>
+      </w:pPr>
+      <w:r>
+        <w:rPr>
+          <w:b/>
+          <w:sz w:val="26"/>
+        </w:rPr>
+        <w:t xml:space="preserve">Verificado y correcto</w:t>
+      </w:r>
+    </w:p>
+    <w:p>
+      <w:pPr>
+        <w:spacing w:after="80"/>
+      </w:pPr>
+      <w:r>
+        <w:rPr>
+          <w:sz w:val="22"/>
+        </w:rPr>
+        <w:t xml:space="preserve">Aislamiento multi-tenant (cada criadero solo ve lo suyo), escapado de salida en el DOM,</w:t>
+      </w:r>
+    </w:p>
+    <w:p>
+      <w:pPr>
+        <w:spacing w:after="80"/>
+      </w:pPr>
+      <w:r>
+        <w:rPr>
+          <w:sz w:val="22"/>
+        </w:rPr>
+        <w:t xml:space="preserve">permisos por rol (operario recibe 403 en config y 200 al cargar datos), responsive sin desbordes.</w:t>
       </w:r>
     </w:p>
     <w:p>
@@ -2501,110 +2766,38 @@
           <w:sz w:val="22"/>
           <w:b/>
         </w:rPr>
-        <w:t xml:space="preserve">Corre localmente:</w:t>
-      </w:r>
-      <w:r>
-        <w:rPr>
-          <w:sz w:val="22"/>
-        </w:rPr>
-        <w:t xml:space="preserve"> hoy funciona en la PC del usuario; para acceso remoto real hay que</w:t>
-      </w:r>
-    </w:p>
-    <w:p>
-      <w:pPr>
-        <w:spacing w:after="80"/>
-      </w:pPr>
-      <w:r>
-        <w:rPr>
-          <w:sz w:val="22"/>
-        </w:rPr>
-        <w:t xml:space="preserve">  desplegarlo (ver `docs/DEPLOY.md`).</w:t>
-      </w:r>
-    </w:p>
-    <w:p>
-      <w:pPr>
-        <w:ind w:left="360"/>
-        <w:spacing w:after="20"/>
-      </w:pPr>
-      <w:r>
-        <w:rPr>
-          <w:sz w:val="22"/>
-        </w:rPr>
-        <w:t xml:space="preserve">•  </w:t>
-      </w:r>
-      <w:r>
-        <w:rPr>
-          <w:sz w:val="22"/>
-          <w:b/>
-        </w:rPr>
         <w:t xml:space="preserve">`PIARA_SECRET` de desarrollo:</w:t>
       </w:r>
       <w:r>
         <w:rPr>
           <w:sz w:val="22"/>
         </w:rPr>
-        <w:t xml:space="preserve"> debe cambiarse antes de producción.</w:t>
-      </w:r>
-    </w:p>
-    <w:p>
-      <w:pPr>
-        <w:ind w:left="360"/>
-        <w:spacing w:after="20"/>
-      </w:pPr>
-      <w:r>
-        <w:rPr>
-          <w:sz w:val="22"/>
-        </w:rPr>
-        <w:t xml:space="preserve">•  </w:t>
-      </w:r>
-      <w:r>
-        <w:rPr>
-          <w:sz w:val="22"/>
-          <w:b/>
-        </w:rPr>
-        <w:t xml:space="preserve">Sin HTTPS propio:</w:t>
-      </w:r>
-      <w:r>
-        <w:rPr>
-          <w:sz w:val="22"/>
-        </w:rPr>
-        <w:t xml:space="preserve"> conviene delegarlo en el host (Render/Railway lo dan).</w:t>
-      </w:r>
-    </w:p>
-    <w:p>
-      <w:pPr>
-        <w:ind w:left="360"/>
-        <w:spacing w:after="20"/>
-      </w:pPr>
-      <w:r>
-        <w:rPr>
-          <w:sz w:val="22"/>
-        </w:rPr>
-        <w:t xml:space="preserve">•  </w:t>
-      </w:r>
-      <w:r>
-        <w:rPr>
-          <w:sz w:val="22"/>
-          <w:b/>
-        </w:rPr>
-        <w:t xml:space="preserve">Sin rate-limiting</w:t>
-      </w:r>
-      <w:r>
-        <w:rPr>
-          <w:sz w:val="22"/>
-        </w:rPr>
-        <w:t xml:space="preserve"> en login (riesgo de fuerza bruta) — aceptable para MVP, recomendado</w:t>
-      </w:r>
-    </w:p>
-    <w:p>
-      <w:pPr>
-        <w:spacing w:after="80"/>
-      </w:pPr>
-      <w:r>
-        <w:rPr>
-          <w:sz w:val="22"/>
-        </w:rPr>
-        <w:t xml:space="preserve">  para producción.</w:t>
+        <w:t xml:space="preserve"> debe definirse en producción (el código lo fuerza).</w:t>
+      </w:r>
+    </w:p>
+    <w:p>
+      <w:pPr>
+        <w:ind w:left="360"/>
+        <w:spacing w:after="20"/>
+      </w:pPr>
+      <w:r>
+        <w:rPr>
+          <w:sz w:val="22"/>
+        </w:rPr>
+        <w:t xml:space="preserve">•  </w:t>
+      </w:r>
+      <w:r>
+        <w:rPr>
+          <w:sz w:val="22"/>
+          <w:b/>
+        </w:rPr>
+        <w:t xml:space="preserve">Zona horaria:</w:t>
+      </w:r>
+      <w:r>
+        <w:rPr>
+          <w:sz w:val="22"/>
+        </w:rPr>
+        <w:t xml:space="preserve"> fijar `TZ` en el server de producción.</w:t>
       </w:r>
     </w:p>
     <w:p>
@@ -2629,18 +2822,18 @@
         <w:rPr>
           <w:sz w:val="22"/>
         </w:rPr>
-        <w:t xml:space="preserve"> excelente para uno o pocos establecimientos; para escala grande, migrar a</w:t>
-      </w:r>
-    </w:p>
-    <w:p>
-      <w:pPr>
-        <w:spacing w:after="80"/>
-      </w:pPr>
-      <w:r>
-        <w:rPr>
-          <w:sz w:val="22"/>
-        </w:rPr>
-        <w:t xml:space="preserve">  Postgres (el código de datos está aislado en `db.js`).</w:t>
+        <w:t xml:space="preserve"> excelente para uno o pocos establecimientos; para escala grande, migrar a Postgres</w:t>
+      </w:r>
+    </w:p>
+    <w:p>
+      <w:pPr>
+        <w:spacing w:after="80"/>
+      </w:pPr>
+      <w:r>
+        <w:rPr>
+          <w:sz w:val="22"/>
+        </w:rPr>
+        <w:t xml:space="preserve">  (el código de datos está aislado en `db.js`).</w:t>
       </w:r>
     </w:p>
     <w:p>
@@ -2665,54 +2858,7 @@
         <w:rPr>
           <w:sz w:val="22"/>
         </w:rPr>
-        <w:t xml:space="preserve"> el estado del plan es informativo; falta integrar pasarela</w:t>
-      </w:r>
-    </w:p>
-    <w:p>
-      <w:pPr>
-        <w:spacing w:after="80"/>
-      </w:pPr>
-      <w:r>
-        <w:rPr>
-          <w:sz w:val="22"/>
-        </w:rPr>
-        <w:t xml:space="preserve">  (Mercado Pago / Stripe).</w:t>
-      </w:r>
-    </w:p>
-    <w:p>
-      <w:pPr>
-        <w:ind w:left="360"/>
-        <w:spacing w:after="20"/>
-      </w:pPr>
-      <w:r>
-        <w:rPr>
-          <w:sz w:val="22"/>
-        </w:rPr>
-        <w:t xml:space="preserve">•  </w:t>
-      </w:r>
-      <w:r>
-        <w:rPr>
-          <w:sz w:val="22"/>
-          <w:b/>
-        </w:rPr>
-        <w:t xml:space="preserve">Imágenes satelitales multiespectrales (NDVI/pasturas):</w:t>
-      </w:r>
-      <w:r>
-        <w:rPr>
-          <w:sz w:val="22"/>
-        </w:rPr>
-        <w:t xml:space="preserve"> están como fase futura; hoy la</w:t>
-      </w:r>
-    </w:p>
-    <w:p>
-      <w:pPr>
-        <w:spacing w:after="80"/>
-      </w:pPr>
-      <w:r>
-        <w:rPr>
-          <w:sz w:val="22"/>
-        </w:rPr>
-        <w:t xml:space="preserve">  capa satelital cubre humedad de suelo.</w:t>
+        <w:t xml:space="preserve"> el estado del plan es informativo; falta integrar pasarela.</w:t>
       </w:r>
     </w:p>
     <w:p>
@@ -2737,18 +2883,68 @@
         <w:rPr>
           <w:sz w:val="22"/>
         </w:rPr>
-        <w:t xml:space="preserve"> requiere cuenta de Twilio para envío real; sin ella, los avisos quedan en la</w:t>
-      </w:r>
-    </w:p>
-    <w:p>
-      <w:pPr>
-        <w:spacing w:after="80"/>
-      </w:pPr>
-      <w:r>
-        <w:rPr>
-          <w:sz w:val="22"/>
-        </w:rPr>
-        <w:t xml:space="preserve">  bandeja dentro de la app (comportamiento intencional).</w:t>
+        <w:t xml:space="preserve"> requiere cuenta de Twilio para envío real (sin ella, los avisos quedan en la app).</w:t>
+      </w:r>
+    </w:p>
+    <w:p>
+      <w:pPr>
+        <w:ind w:left="360"/>
+        <w:spacing w:after="20"/>
+      </w:pPr>
+      <w:r>
+        <w:rPr>
+          <w:sz w:val="22"/>
+        </w:rPr>
+        <w:t xml:space="preserve">•  </w:t>
+      </w:r>
+      <w:r>
+        <w:rPr>
+          <w:sz w:val="22"/>
+          <w:b/>
+        </w:rPr>
+        <w:t xml:space="preserve">Dosificación / criterios sanitarios:</w:t>
+      </w:r>
+      <w:r>
+        <w:rPr>
+          <w:sz w:val="22"/>
+        </w:rPr>
+        <w:t xml:space="preserve"> los define el veterinario; Piara solo lleva inventario</w:t>
+      </w:r>
+    </w:p>
+    <w:p>
+      <w:pPr>
+        <w:spacing w:after="80"/>
+      </w:pPr>
+      <w:r>
+        <w:rPr>
+          <w:sz w:val="22"/>
+        </w:rPr>
+        <w:t xml:space="preserve">  y calendario (no inventa umbrales veterinarios).</w:t>
+      </w:r>
+    </w:p>
+    <w:p>
+      <w:pPr>
+        <w:ind w:left="360"/>
+        <w:spacing w:after="20"/>
+      </w:pPr>
+      <w:r>
+        <w:rPr>
+          <w:sz w:val="22"/>
+        </w:rPr>
+        <w:t xml:space="preserve">•  </w:t>
+      </w:r>
+      <w:r>
+        <w:rPr>
+          <w:sz w:val="22"/>
+          <w:b/>
+        </w:rPr>
+        <w:t xml:space="preserve">Chequeo visual en navegador:</w:t>
+      </w:r>
+      <w:r>
+        <w:rPr>
+          <w:sz w:val="22"/>
+        </w:rPr>
+        <w:t xml:space="preserve"> pendiente (ver sección 9).</w:t>
       </w:r>
     </w:p>
     <w:p>
@@ -2772,62 +2968,73 @@
         <w:rPr>
           <w:sz w:val="22"/>
         </w:rPr>
-        <w:t xml:space="preserve">1. Definir `PIARA_SECRET` con un valor largo y secreto.</w:t>
-      </w:r>
-    </w:p>
-    <w:p>
-      <w:pPr>
-        <w:spacing w:after="80"/>
-      </w:pPr>
-      <w:r>
-        <w:rPr>
-          <w:sz w:val="22"/>
-        </w:rPr>
-        <w:t xml:space="preserve">2. Desplegar en un host con HTTPS (Render/Railway/Fly) y configurar backups de `piara.db`.</w:t>
-      </w:r>
-    </w:p>
-    <w:p>
-      <w:pPr>
-        <w:spacing w:after="80"/>
-      </w:pPr>
-      <w:r>
-        <w:rPr>
-          <w:sz w:val="22"/>
-        </w:rPr>
-        <w:t xml:space="preserve">3. Sumar rate-limiting al login.</w:t>
-      </w:r>
-    </w:p>
-    <w:p>
-      <w:pPr>
-        <w:spacing w:after="80"/>
-      </w:pPr>
-      <w:r>
-        <w:rPr>
-          <w:sz w:val="22"/>
-        </w:rPr>
-        <w:t xml:space="preserve">4. Integrar la pasarela de pago para la suscripción.</w:t>
-      </w:r>
-    </w:p>
-    <w:p>
-      <w:pPr>
-        <w:spacing w:after="80"/>
-      </w:pPr>
-      <w:r>
-        <w:rPr>
-          <w:sz w:val="22"/>
-        </w:rPr>
-        <w:t xml:space="preserve">5. Conectar Twilio para WhatsApp real.</w:t>
-      </w:r>
-    </w:p>
-    <w:p>
-      <w:pPr>
-        <w:spacing w:after="80"/>
-      </w:pPr>
-      <w:r>
-        <w:rPr>
-          <w:sz w:val="22"/>
-        </w:rPr>
-        <w:t xml:space="preserve">6. Opcional: agregar un linter (ESLint) para mantener calidad a medida que crezca el equipo.</w:t>
+        <w:t xml:space="preserve">1. `NODE_ENV=production` + `PIARA_SECRET` largo y secreto (el server lo exige).</w:t>
+      </w:r>
+    </w:p>
+    <w:p>
+      <w:pPr>
+        <w:spacing w:after="80"/>
+      </w:pPr>
+      <w:r>
+        <w:rPr>
+          <w:sz w:val="22"/>
+        </w:rPr>
+        <w:t xml:space="preserve">2. `TZ=America/Argentina/Buenos_Aires`.</w:t>
+      </w:r>
+    </w:p>
+    <w:p>
+      <w:pPr>
+        <w:spacing w:after="80"/>
+      </w:pPr>
+      <w:r>
+        <w:rPr>
+          <w:sz w:val="22"/>
+        </w:rPr>
+        <w:t xml:space="preserve">3. Desplegar en un host con HTTPS (Render/Railway/Fly) y configurar backups de `piara.db`.</w:t>
+      </w:r>
+    </w:p>
+    <w:p>
+      <w:pPr>
+        <w:spacing w:after="80"/>
+      </w:pPr>
+      <w:r>
+        <w:rPr>
+          <w:sz w:val="22"/>
+        </w:rPr>
+        <w:t xml:space="preserve">4. Dar de alta el equipo con sus roles.</w:t>
+      </w:r>
+    </w:p>
+    <w:p>
+      <w:pPr>
+        <w:spacing w:after="80"/>
+      </w:pPr>
+      <w:r>
+        <w:rPr>
+          <w:sz w:val="22"/>
+        </w:rPr>
+        <w:t xml:space="preserve">5. Integrar la pasarela de pago para la suscripción.</w:t>
+      </w:r>
+    </w:p>
+    <w:p>
+      <w:pPr>
+        <w:spacing w:after="80"/>
+      </w:pPr>
+      <w:r>
+        <w:rPr>
+          <w:sz w:val="22"/>
+        </w:rPr>
+        <w:t xml:space="preserve">6. Conectar Twilio para WhatsApp real.</w:t>
+      </w:r>
+    </w:p>
+    <w:p>
+      <w:pPr>
+        <w:spacing w:after="80"/>
+      </w:pPr>
+      <w:r>
+        <w:rPr>
+          <w:sz w:val="22"/>
+        </w:rPr>
+        <w:t xml:space="preserve">7. Correr el chequeo visual en navegador cuando esté disponible.</w:t>
       </w:r>
     </w:p>
     <w:p>
@@ -2859,24 +3066,49 @@
           <w:sz w:val="22"/>
           <w:b/>
         </w:rPr>
+        <w:t xml:space="preserve">Producto:</w:t>
+      </w:r>
+      <w:r>
+        <w:rPr>
+          <w:sz w:val="22"/>
+        </w:rPr>
+        <w:t xml:space="preserve"> cobro de suscripción (Mercado Pago / Stripe); stock de medicamentos ligado a la</w:t>
+      </w:r>
+    </w:p>
+    <w:p>
+      <w:pPr>
+        <w:spacing w:after="80"/>
+      </w:pPr>
+      <w:r>
+        <w:rPr>
+          <w:sz w:val="22"/>
+        </w:rPr>
+        <w:t xml:space="preserve">  aplicación de eventos sanitarios (hoy es manual); exportación de reportes (PDF/Excel).</w:t>
+      </w:r>
+    </w:p>
+    <w:p>
+      <w:pPr>
+        <w:ind w:left="360"/>
+        <w:spacing w:after="20"/>
+      </w:pPr>
+      <w:r>
+        <w:rPr>
+          <w:sz w:val="22"/>
+        </w:rPr>
+        <w:t xml:space="preserve">•  </w:t>
+      </w:r>
+      <w:r>
+        <w:rPr>
+          <w:sz w:val="22"/>
+          <w:b/>
+        </w:rPr>
         <w:t xml:space="preserve">Fase 2:</w:t>
       </w:r>
       <w:r>
         <w:rPr>
           <w:sz w:val="22"/>
         </w:rPr>
-        <w:t xml:space="preserve"> imágenes satelitales multiespectrales (NDVI, estado de pasturas); avisos también</w:t>
-      </w:r>
-    </w:p>
-    <w:p>
-      <w:pPr>
-        <w:spacing w:after="80"/>
-      </w:pPr>
-      <w:r>
-        <w:rPr>
-          <w:sz w:val="22"/>
-        </w:rPr>
-        <w:t xml:space="preserve">  por WhatsApp para producción y reproducción (hoy ya andan para clima, agua y sanidad).</w:t>
+        <w:t xml:space="preserve"> imágenes satelitales multiespectrales (NDVI, estado de pasturas).</w:t>
       </w:r>
     </w:p>
     <w:p>
@@ -2901,54 +3133,18 @@
         <w:rPr>
           <w:sz w:val="22"/>
         </w:rPr>
-        <w:t xml:space="preserve"> control automático de ventilación/nebulización (actuadores); predicción de</w:t>
-      </w:r>
-    </w:p>
-    <w:p>
-      <w:pPr>
-        <w:spacing w:after="80"/>
-      </w:pPr>
-      <w:r>
-        <w:rPr>
-          <w:sz w:val="22"/>
-        </w:rPr>
-        <w:t xml:space="preserve">  ganancia de peso con histórico; app móvil nativa.</w:t>
-      </w:r>
-    </w:p>
-    <w:p>
-      <w:pPr>
-        <w:ind w:left="360"/>
-        <w:spacing w:after="20"/>
-      </w:pPr>
-      <w:r>
-        <w:rPr>
-          <w:sz w:val="22"/>
-        </w:rPr>
-        <w:t xml:space="preserve">•  </w:t>
-      </w:r>
-      <w:r>
-        <w:rPr>
-          <w:sz w:val="22"/>
-          <w:b/>
-        </w:rPr>
-        <w:t xml:space="preserve">Operativo:</w:t>
-      </w:r>
-      <w:r>
-        <w:rPr>
-          <w:sz w:val="22"/>
-        </w:rPr>
-        <w:t xml:space="preserve"> panel de administración, exportación de reportes (PDF/Excel), histórico de</w:t>
-      </w:r>
-    </w:p>
-    <w:p>
-      <w:pPr>
-        <w:spacing w:after="80"/>
-      </w:pPr>
-      <w:r>
-        <w:rPr>
-          <w:sz w:val="22"/>
-        </w:rPr>
-        <w:t xml:space="preserve">  clima observado (no solo pronóstico).</w:t>
+        <w:t xml:space="preserve"> control automático de ventilación/nebulización; predicción de ganancia de peso con</w:t>
+      </w:r>
+    </w:p>
+    <w:p>
+      <w:pPr>
+        <w:spacing w:after="80"/>
+      </w:pPr>
+      <w:r>
+        <w:rPr>
+          <w:sz w:val="22"/>
+        </w:rPr>
+        <w:t xml:space="preserve">  histórico; app móvil nativa.</w:t>
       </w:r>
     </w:p>
     <w:p>
@@ -2966,18 +3162,18 @@
         <w:rPr>
           <w:sz w:val="22"/>
         </w:rPr>
-        <w:t xml:space="preserve">*Documento generado como parte del chequeo QA final. Acompaña a `README.md` (uso),</w:t>
-      </w:r>
-    </w:p>
-    <w:p>
-      <w:pPr>
-        <w:spacing w:after="80"/>
-      </w:pPr>
-      <w:r>
-        <w:rPr>
-          <w:sz w:val="22"/>
-        </w:rPr>
-        <w:t xml:space="preserve">`PROPUESTA.md` (comercial) y `DEPLOY.md` (despliegue).*</w:t>
+        <w:t xml:space="preserve">*Documento de estado. Acompaña a `README.md` (uso), `ESTADO.md` (bitácora), `PROPUESTA.md`</w:t>
+      </w:r>
+    </w:p>
+    <w:p>
+      <w:pPr>
+        <w:spacing w:after="80"/>
+      </w:pPr>
+      <w:r>
+        <w:rPr>
+          <w:sz w:val="22"/>
+        </w:rPr>
+        <w:t xml:space="preserve">(comercial) y `DEPLOY.md` (despliegue).*</w:t>
       </w:r>
     </w:p>
     <w:sectPr>

--- a/docs/DOCUMENTACION.docx
+++ b/docs/DOCUMENTACION.docx
@@ -2294,24 +2294,35 @@
           <w:sz w:val="22"/>
           <w:b/>
         </w:rPr>
-        <w:t xml:space="preserve">Pendiente:</w:t>
-      </w:r>
-      <w:r>
-        <w:rPr>
-          <w:sz w:val="22"/>
-        </w:rPr>
-        <w:t xml:space="preserve"> chequeo visual en navegador (Playwright / extensión de Chrome no disponibles en</w:t>
-      </w:r>
-    </w:p>
-    <w:p>
-      <w:pPr>
-        <w:spacing w:after="80"/>
-      </w:pPr>
-      <w:r>
-        <w:rPr>
-          <w:sz w:val="22"/>
-        </w:rPr>
-        <w:t xml:space="preserve">  las sesiones de desarrollo; todo lo demás verificado a nivel API y código).</w:t>
+        <w:t xml:space="preserve">Chequeo visual en navegador (16/7): hecho.</w:t>
+      </w:r>
+      <w:r>
+        <w:rPr>
+          <w:sz w:val="22"/>
+        </w:rPr>
+        <w:t xml:space="preserve"> Recorrido en Chrome (extensión de Claude) de</w:t>
+      </w:r>
+    </w:p>
+    <w:p>
+      <w:pPr>
+        <w:spacing w:after="80"/>
+      </w:pPr>
+      <w:r>
+        <w:rPr>
+          <w:sz w:val="22"/>
+        </w:rPr>
+        <w:t xml:space="preserve">  todas las vistas: panel con ITH en vivo, y las 4 nuevas (Alimento con ingreso probado 0→3000 kg,</w:t>
+      </w:r>
+    </w:p>
+    <w:p>
+      <w:pPr>
+        <w:spacing w:after="80"/>
+      </w:pPr>
+      <w:r>
+        <w:rPr>
+          <w:sz w:val="22"/>
+        </w:rPr>
+        <w:t xml:space="preserve">  Medicamentos, Movimientos, y Avisos con Equipo + Umbrales). Consola sin errores tras recarga.</w:t>
       </w:r>
     </w:p>
     <w:p>
@@ -2924,31 +2935,6 @@
     </w:p>
     <w:p>
       <w:pPr>
-        <w:ind w:left="360"/>
-        <w:spacing w:after="20"/>
-      </w:pPr>
-      <w:r>
-        <w:rPr>
-          <w:sz w:val="22"/>
-        </w:rPr>
-        <w:t xml:space="preserve">•  </w:t>
-      </w:r>
-      <w:r>
-        <w:rPr>
-          <w:sz w:val="22"/>
-          <w:b/>
-        </w:rPr>
-        <w:t xml:space="preserve">Chequeo visual en navegador:</w:t>
-      </w:r>
-      <w:r>
-        <w:rPr>
-          <w:sz w:val="22"/>
-        </w:rPr>
-        <w:t xml:space="preserve"> pendiente (ver sección 9).</w:t>
-      </w:r>
-    </w:p>
-    <w:p>
-      <w:pPr>
         <w:spacing w:before="200" w:after="100"/>
       </w:pPr>
       <w:r>
@@ -3024,17 +3010,6 @@
           <w:sz w:val="22"/>
         </w:rPr>
         <w:t xml:space="preserve">6. Conectar Twilio para WhatsApp real.</w:t>
-      </w:r>
-    </w:p>
-    <w:p>
-      <w:pPr>
-        <w:spacing w:after="80"/>
-      </w:pPr>
-      <w:r>
-        <w:rPr>
-          <w:sz w:val="22"/>
-        </w:rPr>
-        <w:t xml:space="preserve">7. Correr el chequeo visual en navegador cuando esté disponible.</w:t>
       </w:r>
     </w:p>
     <w:p>
